--- a/dist/exports/vector-algebra_revision_notes.docx
+++ b/dist/exports/vector-algebra_revision_notes.docx
@@ -189,7 +189,7 @@
                 <w:color w:val="2D3748"/>
                 <w:sz w:val="19"/>
               </w:rPr>
-              <w:t>Dot Product, Projections &amp; Orthogonality</w:t>
+              <w:t>Cross Product &amp; Geometric Areas</w:t>
             </w:r>
           </w:p>
         </w:tc>
@@ -209,7 +209,7 @@
               <w:rPr>
                 <w:sz w:val="19"/>
               </w:rPr>
-              <w:t>191 PYQs</w:t>
+              <w:t>187 PYQs</w:t>
             </w:r>
           </w:p>
         </w:tc>
@@ -230,7 +230,7 @@
                 <w:color w:val="718096"/>
                 <w:sz w:val="19"/>
               </w:rPr>
-              <w:t>Scalar Product</w:t>
+              <w:t>Vector Product</w:t>
             </w:r>
           </w:p>
         </w:tc>
@@ -276,7 +276,7 @@
                 <w:color w:val="2D3748"/>
                 <w:sz w:val="19"/>
               </w:rPr>
-              <w:t>Cross Product &amp; Geometric Areas</w:t>
+              <w:t>Dot Product, Projections &amp; Orthogonality</w:t>
             </w:r>
           </w:p>
         </w:tc>
@@ -296,7 +296,7 @@
               <w:rPr>
                 <w:sz w:val="19"/>
               </w:rPr>
-              <w:t>184 PYQs</w:t>
+              <w:t>180 PYQs</w:t>
             </w:r>
           </w:p>
         </w:tc>
@@ -317,7 +317,7 @@
                 <w:color w:val="718096"/>
                 <w:sz w:val="19"/>
               </w:rPr>
-              <w:t>Vector Product</w:t>
+              <w:t>Scalar Product</w:t>
             </w:r>
           </w:p>
         </w:tc>
@@ -383,7 +383,7 @@
               <w:rPr>
                 <w:sz w:val="19"/>
               </w:rPr>
-              <w:t>55 PYQs</w:t>
+              <w:t>62 PYQs</w:t>
             </w:r>
           </w:p>
         </w:tc>
@@ -450,7 +450,7 @@
                 <w:color w:val="2D3748"/>
                 <w:sz w:val="19"/>
               </w:rPr>
-              <w:t>Section Formula, Collinearity &amp; Centroids</w:t>
+              <w:t>Vector Triple Product &amp; Lagrange Identity</w:t>
             </w:r>
           </w:p>
         </w:tc>
@@ -470,7 +470,7 @@
               <w:rPr>
                 <w:sz w:val="19"/>
               </w:rPr>
-              <w:t>38 PYQs</w:t>
+              <w:t>35 PYQs</w:t>
             </w:r>
           </w:p>
         </w:tc>
@@ -491,7 +491,7 @@
                 <w:color w:val="718096"/>
                 <w:sz w:val="19"/>
               </w:rPr>
-              <w:t>Geometry &amp; Position Vectors</w:t>
+              <w:t>Triple Products</w:t>
             </w:r>
           </w:p>
         </w:tc>
@@ -537,7 +537,7 @@
                 <w:color w:val="2D3748"/>
                 <w:sz w:val="19"/>
               </w:rPr>
-              <w:t>Vector Triple Product &amp; Lagrange Identity</w:t>
+              <w:t>Linear Combination &amp; Vector Equations</w:t>
             </w:r>
           </w:p>
         </w:tc>
@@ -557,7 +557,7 @@
               <w:rPr>
                 <w:sz w:val="19"/>
               </w:rPr>
-              <w:t>31 PYQs</w:t>
+              <w:t>25 PYQs</w:t>
             </w:r>
           </w:p>
         </w:tc>
@@ -578,7 +578,7 @@
                 <w:color w:val="718096"/>
                 <w:sz w:val="19"/>
               </w:rPr>
-              <w:t>Triple Products</w:t>
+              <w:t>Vector Equations</w:t>
             </w:r>
           </w:p>
         </w:tc>
@@ -624,7 +624,7 @@
                 <w:color w:val="2D3748"/>
                 <w:sz w:val="19"/>
               </w:rPr>
-              <w:t>Linear Combination &amp; Vector Equations</w:t>
+              <w:t>Section Formula, Collinearity &amp; Centroids</w:t>
             </w:r>
           </w:p>
         </w:tc>
@@ -644,7 +644,7 @@
               <w:rPr>
                 <w:sz w:val="19"/>
               </w:rPr>
-              <w:t>30 PYQs</w:t>
+              <w:t>22 PYQs</w:t>
             </w:r>
           </w:p>
         </w:tc>
@@ -665,94 +665,7 @@
                 <w:color w:val="718096"/>
                 <w:sz w:val="19"/>
               </w:rPr>
-              <w:t>Vector Equations</w:t>
-            </w:r>
-          </w:p>
-        </w:tc>
-      </w:tr>
-      <w:tr>
-        <w:tc>
-          <w:tcPr>
-            <w:tcW w:type="dxa" w:w="2160"/>
-            <w:shd w:fill="F7FAFC"/>
-            <w:tcMar>
-              <w:top w:w="80" w:type="dxa"/>
-              <w:bottom w:w="80" w:type="dxa"/>
-              <w:left w:w="150" w:type="dxa"/>
-              <w:right w:w="150" w:type="dxa"/>
-            </w:tcMar>
-          </w:tcPr>
-          <w:p>
-            <w:r>
-              <w:rPr>
-                <w:b/>
-                <w:color w:val="2B6CB0"/>
-                <w:sz w:val="19"/>
-              </w:rPr>
-              <w:t>High</w:t>
-            </w:r>
-          </w:p>
-        </w:tc>
-        <w:tc>
-          <w:tcPr>
-            <w:tcW w:type="dxa" w:w="4320"/>
-            <w:shd w:fill="F7FAFC"/>
-            <w:tcMar>
-              <w:top w:w="80" w:type="dxa"/>
-              <w:bottom w:w="80" w:type="dxa"/>
-              <w:left w:w="150" w:type="dxa"/>
-              <w:right w:w="150" w:type="dxa"/>
-            </w:tcMar>
-          </w:tcPr>
-          <w:p>
-            <w:r>
-              <w:rPr>
-                <w:b/>
-                <w:color w:val="2D3748"/>
-                <w:sz w:val="19"/>
-              </w:rPr>
-              <w:t>Vector Algebra - Core Application</w:t>
-            </w:r>
-          </w:p>
-        </w:tc>
-        <w:tc>
-          <w:tcPr>
-            <w:tcW w:type="dxa" w:w="1728"/>
-            <w:shd w:fill="F7FAFC"/>
-            <w:tcMar>
-              <w:top w:w="80" w:type="dxa"/>
-              <w:bottom w:w="80" w:type="dxa"/>
-              <w:left w:w="150" w:type="dxa"/>
-              <w:right w:w="150" w:type="dxa"/>
-            </w:tcMar>
-          </w:tcPr>
-          <w:p>
-            <w:r>
-              <w:rPr>
-                <w:sz w:val="19"/>
-              </w:rPr>
-              <w:t>9 PYQs</w:t>
-            </w:r>
-          </w:p>
-        </w:tc>
-        <w:tc>
-          <w:tcPr>
-            <w:tcW w:type="dxa" w:w="1872"/>
-            <w:shd w:fill="F7FAFC"/>
-            <w:tcMar>
-              <w:top w:w="80" w:type="dxa"/>
-              <w:bottom w:w="80" w:type="dxa"/>
-              <w:left w:w="150" w:type="dxa"/>
-              <w:right w:w="150" w:type="dxa"/>
-            </w:tcMar>
-          </w:tcPr>
-          <w:p>
-            <w:r>
-              <w:rPr>
-                <w:color w:val="718096"/>
-                <w:sz w:val="19"/>
-              </w:rPr>
-              <w:t>General Concept</w:t>
+              <w:t>Geometry &amp; Position Vectors</w:t>
             </w:r>
           </w:p>
         </w:tc>
@@ -852,7 +765,7 @@
                 <w:color w:val="1A365D"/>
                 <w:sz w:val="19"/>
               </w:rPr>
-              <w:t>Dot Product, Projections &amp; Orthogonality</w:t>
+              <w:t>Cross Product &amp; Geometric Areas</w:t>
             </w:r>
           </w:p>
         </w:tc>
@@ -874,7 +787,7 @@
                 <w:color w:val="2D3748"/>
                 <w:sz w:val="19"/>
               </w:rPr>
-              <w:t>\vec{a} \cdot \vec{b} = |\vec{a}| |\vec{b}| \cos\theta, \quad \vec{a} \perp \vec{b} \iff \vec{a} \cdot \vec{b} = 0, \quad \text{Proj}_{\vec{b}} \vec{a} = \frac{\vec{a} \cdot \vec{b}}{|\vec{b}|}</w:t>
+              <w:t>\vec{a} \times \vec{b} = \begin{vmatrix} \hat{i} &amp; \hat{j} &amp; \hat{k} \\ a_x &amp; a_y &amp; a_z \\ b_x &amp; b_y &amp; b_z \end{vmatrix}, \quad \text{Area}_{\triangle} = \frac{1}{2} |\vec{a} \times \vec{b}|, \quad \hat{n} = \pm \frac{\vec{a} \times \vec{b}}{|\vec{a} \times \vec{b}|}</w:t>
             </w:r>
           </w:p>
         </w:tc>
@@ -898,7 +811,7 @@
                 <w:color w:val="1A365D"/>
                 <w:sz w:val="19"/>
               </w:rPr>
-              <w:t>Cross Product &amp; Geometric Areas</w:t>
+              <w:t>Dot Product, Projections &amp; Orthogonality</w:t>
             </w:r>
           </w:p>
         </w:tc>
@@ -920,7 +833,7 @@
                 <w:color w:val="2D3748"/>
                 <w:sz w:val="19"/>
               </w:rPr>
-              <w:t>\vec{a} \times \vec{b} = \begin{vmatrix} \hat{i} &amp; \hat{j} &amp; \hat{k} \\ a_x &amp; a_y &amp; a_z \\ b_x &amp; b_y &amp; b_z \end{vmatrix}, \quad \text{Area}_{\triangle} = \frac{1}{2} |\vec{a} \times \vec{b}|, \quad \hat{n} = \pm \frac{\vec{a} \times \vec{b}}{|\vec{a} \times \vec{b}|}</w:t>
+              <w:t>\vec{a} \cdot \vec{b} = |\vec{a}| |\vec{b}| \cos\theta, \quad \vec{a} \perp \vec{b} \iff \vec{a} \cdot \vec{b} = 0, \quad \text{Proj}_{\vec{b}} \vec{a} = \frac{\vec{a} \cdot \vec{b}}{|\vec{b}|}</w:t>
             </w:r>
           </w:p>
         </w:tc>
@@ -990,6 +903,98 @@
                 <w:color w:val="1A365D"/>
                 <w:sz w:val="19"/>
               </w:rPr>
+              <w:t>Vector Triple Product &amp; Lagrange Identity</w:t>
+            </w:r>
+          </w:p>
+        </w:tc>
+        <w:tc>
+          <w:tcPr>
+            <w:tcW w:type="dxa" w:w="6480"/>
+            <w:shd w:fill="FFFFFF"/>
+            <w:tcMar>
+              <w:top w:w="100" w:type="dxa"/>
+              <w:bottom w:w="100" w:type="dxa"/>
+              <w:left w:w="150" w:type="dxa"/>
+              <w:right w:w="150" w:type="dxa"/>
+            </w:tcMar>
+          </w:tcPr>
+          <w:p>
+            <w:r>
+              <w:rPr>
+                <w:rFonts w:ascii="Cambria Math" w:hAnsi="Cambria Math"/>
+                <w:color w:val="2D3748"/>
+                <w:sz w:val="19"/>
+              </w:rPr>
+              <w:t>\vec{a} \times (\vec{b} \times \vec{c}) = (\vec{a} \cdot \vec{c})\vec{b} - (\vec{a} \cdot \vec{b})\vec{c}, \quad (\vec{a} \times \vec{b}) \times \vec{c} = (\vec{a} \cdot \vec{c})\vec{b} - (\vec{b} \cdot \vec{c})\vec{a}</w:t>
+            </w:r>
+          </w:p>
+        </w:tc>
+      </w:tr>
+      <w:tr>
+        <w:tc>
+          <w:tcPr>
+            <w:tcW w:type="dxa" w:w="3600"/>
+            <w:shd w:fill="F7FAFC"/>
+            <w:tcMar>
+              <w:top w:w="100" w:type="dxa"/>
+              <w:bottom w:w="100" w:type="dxa"/>
+              <w:left w:w="150" w:type="dxa"/>
+              <w:right w:w="150" w:type="dxa"/>
+            </w:tcMar>
+          </w:tcPr>
+          <w:p>
+            <w:r>
+              <w:rPr>
+                <w:b/>
+                <w:color w:val="1A365D"/>
+                <w:sz w:val="19"/>
+              </w:rPr>
+              <w:t>Linear Combination &amp; Vector Equations</w:t>
+            </w:r>
+          </w:p>
+        </w:tc>
+        <w:tc>
+          <w:tcPr>
+            <w:tcW w:type="dxa" w:w="6480"/>
+            <w:shd w:fill="F7FAFC"/>
+            <w:tcMar>
+              <w:top w:w="100" w:type="dxa"/>
+              <w:bottom w:w="100" w:type="dxa"/>
+              <w:left w:w="150" w:type="dxa"/>
+              <w:right w:w="150" w:type="dxa"/>
+            </w:tcMar>
+          </w:tcPr>
+          <w:p>
+            <w:r>
+              <w:rPr>
+                <w:rFonts w:ascii="Cambria Math" w:hAnsi="Cambria Math"/>
+                <w:color w:val="2D3748"/>
+                <w:sz w:val="19"/>
+              </w:rPr>
+              <w:t>\vec{r} = x \vec{a} + y \vec{b} + z (\vec{a} \times \vec{b}), \quad \text{or take } \vec{a} \times (\vec{r} \times \vec{b}) \text{ to decouple}</w:t>
+            </w:r>
+          </w:p>
+        </w:tc>
+      </w:tr>
+      <w:tr>
+        <w:tc>
+          <w:tcPr>
+            <w:tcW w:type="dxa" w:w="3600"/>
+            <w:shd w:fill="FFFFFF"/>
+            <w:tcMar>
+              <w:top w:w="100" w:type="dxa"/>
+              <w:bottom w:w="100" w:type="dxa"/>
+              <w:left w:w="150" w:type="dxa"/>
+              <w:right w:w="150" w:type="dxa"/>
+            </w:tcMar>
+          </w:tcPr>
+          <w:p>
+            <w:r>
+              <w:rPr>
+                <w:b/>
+                <w:color w:val="1A365D"/>
+                <w:sz w:val="19"/>
+              </w:rPr>
               <w:t>Section Formula, Collinearity &amp; Centroids</w:t>
             </w:r>
           </w:p>
@@ -1013,98 +1018,6 @@
                 <w:sz w:val="19"/>
               </w:rPr>
               <w:t>\vec{r} = \frac{m\vec{b} + n\vec{a}}{m + n}, \quad \vec{G} = \frac{\vec{a} + \vec{b} + \vec{c}}{3}, \quad \vec{a} = \lambda \vec{b} \iff \text{collinear}</w:t>
-            </w:r>
-          </w:p>
-        </w:tc>
-      </w:tr>
-      <w:tr>
-        <w:tc>
-          <w:tcPr>
-            <w:tcW w:type="dxa" w:w="3600"/>
-            <w:shd w:fill="F7FAFC"/>
-            <w:tcMar>
-              <w:top w:w="100" w:type="dxa"/>
-              <w:bottom w:w="100" w:type="dxa"/>
-              <w:left w:w="150" w:type="dxa"/>
-              <w:right w:w="150" w:type="dxa"/>
-            </w:tcMar>
-          </w:tcPr>
-          <w:p>
-            <w:r>
-              <w:rPr>
-                <w:b/>
-                <w:color w:val="1A365D"/>
-                <w:sz w:val="19"/>
-              </w:rPr>
-              <w:t>Vector Triple Product &amp; Lagrange Identity</w:t>
-            </w:r>
-          </w:p>
-        </w:tc>
-        <w:tc>
-          <w:tcPr>
-            <w:tcW w:type="dxa" w:w="6480"/>
-            <w:shd w:fill="F7FAFC"/>
-            <w:tcMar>
-              <w:top w:w="100" w:type="dxa"/>
-              <w:bottom w:w="100" w:type="dxa"/>
-              <w:left w:w="150" w:type="dxa"/>
-              <w:right w:w="150" w:type="dxa"/>
-            </w:tcMar>
-          </w:tcPr>
-          <w:p>
-            <w:r>
-              <w:rPr>
-                <w:rFonts w:ascii="Cambria Math" w:hAnsi="Cambria Math"/>
-                <w:color w:val="2D3748"/>
-                <w:sz w:val="19"/>
-              </w:rPr>
-              <w:t>\vec{a} \times (\vec{b} \times \vec{c}) = (\vec{a} \cdot \vec{c})\vec{b} - (\vec{a} \cdot \vec{b})\vec{c}, \quad (\vec{a} \times \vec{b}) \times \vec{c} = (\vec{a} \cdot \vec{c})\vec{b} - (\vec{b} \cdot \vec{c})\vec{a}</w:t>
-            </w:r>
-          </w:p>
-        </w:tc>
-      </w:tr>
-      <w:tr>
-        <w:tc>
-          <w:tcPr>
-            <w:tcW w:type="dxa" w:w="3600"/>
-            <w:shd w:fill="FFFFFF"/>
-            <w:tcMar>
-              <w:top w:w="100" w:type="dxa"/>
-              <w:bottom w:w="100" w:type="dxa"/>
-              <w:left w:w="150" w:type="dxa"/>
-              <w:right w:w="150" w:type="dxa"/>
-            </w:tcMar>
-          </w:tcPr>
-          <w:p>
-            <w:r>
-              <w:rPr>
-                <w:b/>
-                <w:color w:val="1A365D"/>
-                <w:sz w:val="19"/>
-              </w:rPr>
-              <w:t>Linear Combination &amp; Vector Equations</w:t>
-            </w:r>
-          </w:p>
-        </w:tc>
-        <w:tc>
-          <w:tcPr>
-            <w:tcW w:type="dxa" w:w="6480"/>
-            <w:shd w:fill="FFFFFF"/>
-            <w:tcMar>
-              <w:top w:w="100" w:type="dxa"/>
-              <w:bottom w:w="100" w:type="dxa"/>
-              <w:left w:w="150" w:type="dxa"/>
-              <w:right w:w="150" w:type="dxa"/>
-            </w:tcMar>
-          </w:tcPr>
-          <w:p>
-            <w:r>
-              <w:rPr>
-                <w:rFonts w:ascii="Cambria Math" w:hAnsi="Cambria Math"/>
-                <w:color w:val="2D3748"/>
-                <w:sz w:val="19"/>
-              </w:rPr>
-              <w:t>\vec{r} = x \vec{a} + y \vec{b} + z (\vec{a} \times \vec{b}), \quad \text{or take } \vec{a} \times (\vec{r} \times \vec{b}) \text{ to decouple}</w:t>
             </w:r>
           </w:p>
         </w:tc>
@@ -1136,215 +1049,7 @@
           <w:color w:val="2B6CB0"/>
           <w:sz w:val="24"/>
         </w:rPr>
-        <w:t>3.1 Dot Product, Projections &amp; Orthogonality (Very High Yield — 191 PYQs)</w:t>
-      </w:r>
-    </w:p>
-    <w:p>
-      <w:r>
-        <w:rPr>
-          <w:b/>
-          <w:sz w:val="20"/>
-        </w:rPr>
-        <w:t xml:space="preserve">Core Principle: </w:t>
-      </w:r>
-      <w:r>
-        <w:rPr>
-          <w:sz w:val="20"/>
-        </w:rPr>
-        <w:t>Scalar product vec(a) · vec(b) = |vec(a)||vec(b)|cosθ = a_x b_x + a_y b_y + a_z b_z. Orthogonality condition: vec(a) ⊥ vec(b) \iff vec(a) · vec(b) = 0. Scalar projection of vec(a) on vec(b): Proj_(vec(b)) vec(a) = \fracvec(a) · vec(b)|vec(b)|.</w:t>
-      </w:r>
-    </w:p>
-    <w:tbl>
-      <w:tblPr>
-        <w:tblW w:type="auto" w:w="0"/>
-        <w:jc w:val="center"/>
-        <w:tblLook w:firstColumn="1" w:firstRow="1" w:lastColumn="0" w:lastRow="0" w:noHBand="0" w:noVBand="1" w:val="04A0"/>
-      </w:tblPr>
-      <w:tblGrid>
-        <w:gridCol w:w="10080"/>
-      </w:tblGrid>
-      <w:tr>
-        <w:tc>
-          <w:tcPr>
-            <w:tcW w:type="dxa" w:w="10080"/>
-            <w:shd w:fill="FFF5F5"/>
-            <w:tcMar>
-              <w:top w:w="100" w:type="dxa"/>
-              <w:bottom w:w="100" w:type="dxa"/>
-              <w:left w:w="150" w:type="dxa"/>
-              <w:right w:w="150" w:type="dxa"/>
-            </w:tcMar>
-          </w:tcPr>
-          <w:p>
-            <w:r>
-              <w:rPr>
-                <w:b/>
-                <w:color w:val="C53030"/>
-                <w:sz w:val="19"/>
-              </w:rPr>
-              <w:t xml:space="preserve">⚠️ Common Trap / JEE Pitfall: </w:t>
-            </w:r>
-            <w:r>
-              <w:rPr>
-                <w:color w:val="2D3748"/>
-                <w:sz w:val="19"/>
-              </w:rPr>
-              <w:t>1. Vector projection of vec(a) along vec(b) is \left(\fracvec(a) · vec(b)|vec(b)|^2\right)vec(b). 2. |vec(a) + vec(b)|^2 = |vec(a)|^2 + |vec(b)|^2 + 2(vec(a) · vec(b)) (do not write 2|vec(a)||vec(b)| unless collinear!).</w:t>
-            </w:r>
-          </w:p>
-        </w:tc>
-      </w:tr>
-    </w:tbl>
-    <w:tbl>
-      <w:tblPr>
-        <w:tblW w:type="auto" w:w="0"/>
-        <w:jc w:val="center"/>
-        <w:tblLook w:firstColumn="1" w:firstRow="1" w:lastColumn="0" w:lastRow="0" w:noHBand="0" w:noVBand="1" w:val="04A0"/>
-      </w:tblPr>
-      <w:tblGrid>
-        <w:gridCol w:w="10080"/>
-      </w:tblGrid>
-      <w:tr>
-        <w:tc>
-          <w:tcPr>
-            <w:tcW w:type="dxa" w:w="10080"/>
-            <w:shd w:fill="F0FFF4"/>
-            <w:tcMar>
-              <w:top w:w="100" w:type="dxa"/>
-              <w:bottom w:w="100" w:type="dxa"/>
-              <w:left w:w="150" w:type="dxa"/>
-              <w:right w:w="150" w:type="dxa"/>
-            </w:tcMar>
-          </w:tcPr>
-          <w:p>
-            <w:r>
-              <w:rPr>
-                <w:b/>
-                <w:color w:val="276749"/>
-                <w:sz w:val="19"/>
-              </w:rPr>
-              <w:t xml:space="preserve">💡 Speed Hack / Trick: </w:t>
-            </w:r>
-            <w:r>
-              <w:rPr>
-                <w:color w:val="2D3748"/>
-                <w:sz w:val="19"/>
-              </w:rPr>
-              <w:t>Unit vector along the angle bisector of vec(a) and vec(b): û = \fracâ + b̂|â + b̂|.</w:t>
-            </w:r>
-          </w:p>
-        </w:tc>
-      </w:tr>
-    </w:tbl>
-    <w:p>
-      <w:pPr>
-        <w:spacing w:before="120" w:after="40"/>
-      </w:pPr>
-      <w:r>
-        <w:rPr>
-          <w:b/>
-          <w:color w:val="1A365D"/>
-          <w:sz w:val="19"/>
-        </w:rPr>
-        <w:t>Source PYQs testing this concept:</w:t>
-      </w:r>
-    </w:p>
-    <w:p>
-      <w:pPr>
-        <w:pStyle w:val="ListBullet"/>
-        <w:spacing w:after="40"/>
-      </w:pPr>
-      <w:r>
-        <w:rPr>
-          <w:b/>
-          <w:sz w:val="18"/>
-        </w:rPr>
-        <w:t xml:space="preserve">[2026 Evening Shift] Q#1 (MCQ): </w:t>
-      </w:r>
-      <w:r>
-        <w:rPr>
-          <w:sz w:val="18"/>
-        </w:rPr>
-        <w:t xml:space="preserve">"Let vec(a)=4î-ĵ+3k̂,vec(b)=10î+2ĵ-k̂ and a vector vec(c) be such that $2(\vec{a} \times \vec{b})+3(..."  </w:t>
-      </w:r>
-      <w:r>
-        <w:rPr>
-          <w:b/>
-          <w:color w:val="2B6CB0"/>
-          <w:sz w:val="18"/>
-        </w:rPr>
-        <w:t>[Ans: N/A]</w:t>
-      </w:r>
-    </w:p>
-    <w:p>
-      <w:pPr>
-        <w:pStyle w:val="ListBullet"/>
-        <w:spacing w:after="40"/>
-      </w:pPr>
-      <w:r>
-        <w:rPr>
-          <w:b/>
-          <w:sz w:val="18"/>
-        </w:rPr>
-        <w:t xml:space="preserve">[2026 Evening Shift] Q#1 (MCQ): </w:t>
-      </w:r>
-      <w:r>
-        <w:rPr>
-          <w:sz w:val="18"/>
-        </w:rPr>
-        <w:t xml:space="preserve">"Let û and v̂ be unit vectors inclined at an acute angle such that |û × v̂|=\frac√(3)2 . If $\vec{A}..."  </w:t>
-      </w:r>
-      <w:r>
-        <w:rPr>
-          <w:b/>
-          <w:color w:val="2B6CB0"/>
-          <w:sz w:val="18"/>
-        </w:rPr>
-        <w:t>[Ans: N/A]</w:t>
-      </w:r>
-    </w:p>
-    <w:p>
-      <w:pPr>
-        <w:pStyle w:val="ListBullet"/>
-        <w:spacing w:after="40"/>
-      </w:pPr>
-      <w:r>
-        <w:rPr>
-          <w:b/>
-          <w:sz w:val="18"/>
-        </w:rPr>
-        <w:t xml:space="preserve">[2026 Evening Shift] Q#1 (MCQ): </w:t>
-      </w:r>
-      <w:r>
-        <w:rPr>
-          <w:sz w:val="18"/>
-        </w:rPr>
-        <w:t xml:space="preserve">"Let P be a point in the plane of the vectors vec(AB)=3î+ĵ-k̂ and vec(AC)=î-ĵ+3k̂ such that P is equi..."  </w:t>
-      </w:r>
-      <w:r>
-        <w:rPr>
-          <w:b/>
-          <w:color w:val="2B6CB0"/>
-          <w:sz w:val="18"/>
-        </w:rPr>
-        <w:t>[Ans: N/A]</w:t>
-      </w:r>
-    </w:p>
-    <w:p>
-      <w:pPr>
-        <w:spacing w:after="120"/>
-      </w:pPr>
-    </w:p>
-    <w:p>
-      <w:pPr>
-        <w:pStyle w:val="Heading2"/>
-      </w:pPr>
-      <w:r>
-        <w:rPr>
-          <w:color w:val="2B6CB0"/>
-          <w:sz w:val="24"/>
-        </w:rPr>
-        <w:t>3.2 Cross Product &amp; Geometric Areas (Very High Yield — 184 PYQs)</w:t>
+        <w:t>3.1 Cross Product &amp; Geometric Areas (Very High Yield — 187 PYQs)</w:t>
       </w:r>
     </w:p>
     <w:p>
@@ -1552,7 +1257,215 @@
           <w:color w:val="2B6CB0"/>
           <w:sz w:val="24"/>
         </w:rPr>
-        <w:t>3.3 Scalar Triple Product (Box Product) &amp; Coplanarity (Very High Yield — 55 PYQs)</w:t>
+        <w:t>3.2 Dot Product, Projections &amp; Orthogonality (Very High Yield — 180 PYQs)</w:t>
+      </w:r>
+    </w:p>
+    <w:p>
+      <w:r>
+        <w:rPr>
+          <w:b/>
+          <w:sz w:val="20"/>
+        </w:rPr>
+        <w:t xml:space="preserve">Core Principle: </w:t>
+      </w:r>
+      <w:r>
+        <w:rPr>
+          <w:sz w:val="20"/>
+        </w:rPr>
+        <w:t>Scalar product vec(a) · vec(b) = |vec(a)||vec(b)|cosθ = a_x b_x + a_y b_y + a_z b_z. Orthogonality condition: vec(a) ⊥ vec(b) \iff vec(a) · vec(b) = 0. Scalar projection of vec(a) on vec(b): Proj_(vec(b)) vec(a) = \fracvec(a) · vec(b)|vec(b)|.</w:t>
+      </w:r>
+    </w:p>
+    <w:tbl>
+      <w:tblPr>
+        <w:tblW w:type="auto" w:w="0"/>
+        <w:jc w:val="center"/>
+        <w:tblLook w:firstColumn="1" w:firstRow="1" w:lastColumn="0" w:lastRow="0" w:noHBand="0" w:noVBand="1" w:val="04A0"/>
+      </w:tblPr>
+      <w:tblGrid>
+        <w:gridCol w:w="10080"/>
+      </w:tblGrid>
+      <w:tr>
+        <w:tc>
+          <w:tcPr>
+            <w:tcW w:type="dxa" w:w="10080"/>
+            <w:shd w:fill="FFF5F5"/>
+            <w:tcMar>
+              <w:top w:w="100" w:type="dxa"/>
+              <w:bottom w:w="100" w:type="dxa"/>
+              <w:left w:w="150" w:type="dxa"/>
+              <w:right w:w="150" w:type="dxa"/>
+            </w:tcMar>
+          </w:tcPr>
+          <w:p>
+            <w:r>
+              <w:rPr>
+                <w:b/>
+                <w:color w:val="C53030"/>
+                <w:sz w:val="19"/>
+              </w:rPr>
+              <w:t xml:space="preserve">⚠️ Common Trap / JEE Pitfall: </w:t>
+            </w:r>
+            <w:r>
+              <w:rPr>
+                <w:color w:val="2D3748"/>
+                <w:sz w:val="19"/>
+              </w:rPr>
+              <w:t>1. Vector projection of vec(a) along vec(b) is \left(\fracvec(a) · vec(b)|vec(b)|^2\right)vec(b). 2. |vec(a) + vec(b)|^2 = |vec(a)|^2 + |vec(b)|^2 + 2(vec(a) · vec(b)) (do not write 2|vec(a)||vec(b)| unless collinear!).</w:t>
+            </w:r>
+          </w:p>
+        </w:tc>
+      </w:tr>
+    </w:tbl>
+    <w:tbl>
+      <w:tblPr>
+        <w:tblW w:type="auto" w:w="0"/>
+        <w:jc w:val="center"/>
+        <w:tblLook w:firstColumn="1" w:firstRow="1" w:lastColumn="0" w:lastRow="0" w:noHBand="0" w:noVBand="1" w:val="04A0"/>
+      </w:tblPr>
+      <w:tblGrid>
+        <w:gridCol w:w="10080"/>
+      </w:tblGrid>
+      <w:tr>
+        <w:tc>
+          <w:tcPr>
+            <w:tcW w:type="dxa" w:w="10080"/>
+            <w:shd w:fill="F0FFF4"/>
+            <w:tcMar>
+              <w:top w:w="100" w:type="dxa"/>
+              <w:bottom w:w="100" w:type="dxa"/>
+              <w:left w:w="150" w:type="dxa"/>
+              <w:right w:w="150" w:type="dxa"/>
+            </w:tcMar>
+          </w:tcPr>
+          <w:p>
+            <w:r>
+              <w:rPr>
+                <w:b/>
+                <w:color w:val="276749"/>
+                <w:sz w:val="19"/>
+              </w:rPr>
+              <w:t xml:space="preserve">💡 Speed Hack / Trick: </w:t>
+            </w:r>
+            <w:r>
+              <w:rPr>
+                <w:color w:val="2D3748"/>
+                <w:sz w:val="19"/>
+              </w:rPr>
+              <w:t>Unit vector along the angle bisector of vec(a) and vec(b): û = \fracâ + b̂|â + b̂|.</w:t>
+            </w:r>
+          </w:p>
+        </w:tc>
+      </w:tr>
+    </w:tbl>
+    <w:p>
+      <w:pPr>
+        <w:spacing w:before="120" w:after="40"/>
+      </w:pPr>
+      <w:r>
+        <w:rPr>
+          <w:b/>
+          <w:color w:val="1A365D"/>
+          <w:sz w:val="19"/>
+        </w:rPr>
+        <w:t>Source PYQs testing this concept:</w:t>
+      </w:r>
+    </w:p>
+    <w:p>
+      <w:pPr>
+        <w:pStyle w:val="ListBullet"/>
+        <w:spacing w:after="40"/>
+      </w:pPr>
+      <w:r>
+        <w:rPr>
+          <w:b/>
+          <w:sz w:val="18"/>
+        </w:rPr>
+        <w:t xml:space="preserve">[2026 Evening Shift] Q#1 (MCQ): </w:t>
+      </w:r>
+      <w:r>
+        <w:rPr>
+          <w:sz w:val="18"/>
+        </w:rPr>
+        <w:t xml:space="preserve">"Let vec(a)=4î-ĵ+3k̂,vec(b)=10î+2ĵ-k̂ and a vector vec(c) be such that $2(\vec{a} \times \vec{b})+3(..."  </w:t>
+      </w:r>
+      <w:r>
+        <w:rPr>
+          <w:b/>
+          <w:color w:val="2B6CB0"/>
+          <w:sz w:val="18"/>
+        </w:rPr>
+        <w:t>[Ans: N/A]</w:t>
+      </w:r>
+    </w:p>
+    <w:p>
+      <w:pPr>
+        <w:pStyle w:val="ListBullet"/>
+        <w:spacing w:after="40"/>
+      </w:pPr>
+      <w:r>
+        <w:rPr>
+          <w:b/>
+          <w:sz w:val="18"/>
+        </w:rPr>
+        <w:t xml:space="preserve">[2026 Evening Shift] Q#1 (MCQ): </w:t>
+      </w:r>
+      <w:r>
+        <w:rPr>
+          <w:sz w:val="18"/>
+        </w:rPr>
+        <w:t xml:space="preserve">"Let û and v̂ be unit vectors inclined at an acute angle such that |û × v̂|=\frac√(3)2 . If $\vec{A}..."  </w:t>
+      </w:r>
+      <w:r>
+        <w:rPr>
+          <w:b/>
+          <w:color w:val="2B6CB0"/>
+          <w:sz w:val="18"/>
+        </w:rPr>
+        <w:t>[Ans: N/A]</w:t>
+      </w:r>
+    </w:p>
+    <w:p>
+      <w:pPr>
+        <w:pStyle w:val="ListBullet"/>
+        <w:spacing w:after="40"/>
+      </w:pPr>
+      <w:r>
+        <w:rPr>
+          <w:b/>
+          <w:sz w:val="18"/>
+        </w:rPr>
+        <w:t xml:space="preserve">[2026 Morning Shift] Q#1 (MCQ): </w:t>
+      </w:r>
+      <w:r>
+        <w:rPr>
+          <w:sz w:val="18"/>
+        </w:rPr>
+        <w:t xml:space="preserve">"Let vec(a)=2î+ĵ-2k̂,vec(b)=î+ĵ and vec(c)=vec(a) × vec(b) . Let vec(d) be a vector such that $..."  </w:t>
+      </w:r>
+      <w:r>
+        <w:rPr>
+          <w:b/>
+          <w:color w:val="2B6CB0"/>
+          <w:sz w:val="18"/>
+        </w:rPr>
+        <w:t>[Ans: N/A]</w:t>
+      </w:r>
+    </w:p>
+    <w:p>
+      <w:pPr>
+        <w:spacing w:after="120"/>
+      </w:pPr>
+    </w:p>
+    <w:p>
+      <w:pPr>
+        <w:pStyle w:val="Heading2"/>
+      </w:pPr>
+      <w:r>
+        <w:rPr>
+          <w:color w:val="2B6CB0"/>
+          <w:sz w:val="24"/>
+        </w:rPr>
+        <w:t>3.3 Scalar Triple Product (Box Product) &amp; Coplanarity (Very High Yield — 62 PYQs)</w:t>
       </w:r>
     </w:p>
     <w:p>
@@ -1702,13 +1615,13 @@
           <w:b/>
           <w:sz w:val="18"/>
         </w:rPr>
-        <w:t xml:space="preserve">[2025 Morning Shift] Q#1 (MCQ): </w:t>
+        <w:t xml:space="preserve">[2026 Evening Shift] Q#2 (Numerical): </w:t>
       </w:r>
       <w:r>
         <w:rPr>
           <w:sz w:val="18"/>
         </w:rPr>
-        <w:t xml:space="preserve">"Let vec(a)=î+2ĵ+3k̂,vec(b)=3î+ĵ-k̂ and vec(c) be three vectors such that vec(c) is coplanar with..."  </w:t>
+        <w:t xml:space="preserve">"If the distance of the point P(43,α,β) , β&lt;0 , from the line vec(r)=4î-k̂+μ(2î+3k̂),μ ∈ ℝ al..."  </w:t>
       </w:r>
       <w:r>
         <w:rPr>
@@ -1716,7 +1629,7 @@
           <w:color w:val="2B6CB0"/>
           <w:sz w:val="18"/>
         </w:rPr>
-        <w:t>[Ans: N/A]</w:t>
+        <w:t>[Ans: 170]</w:t>
       </w:r>
     </w:p>
     <w:p>
@@ -1729,13 +1642,13 @@
           <w:b/>
           <w:sz w:val="18"/>
         </w:rPr>
-        <w:t xml:space="preserve">[2025 Morning Shift] Q#3 (MCQ): </w:t>
+        <w:t xml:space="preserve">[2025 Morning Shift] Q#1 (MCQ): </w:t>
       </w:r>
       <w:r>
         <w:rPr>
           <w:sz w:val="18"/>
         </w:rPr>
-        <w:t xml:space="preserve">"Let the position vectors of the vertices A,B and C of a tetrahedron ABCD be î+2ĵ+k̂,î+3ĵ-2k̂ and $2\ha..."  </w:t>
+        <w:t xml:space="preserve">"Let vec(a)=î+2ĵ+3k̂,vec(b)=3î+ĵ-k̂ and vec(c) be three vectors such that vec(c) is coplanar with..."  </w:t>
       </w:r>
       <w:r>
         <w:rPr>
@@ -1760,215 +1673,7 @@
           <w:color w:val="2B6CB0"/>
           <w:sz w:val="24"/>
         </w:rPr>
-        <w:t>3.4 Section Formula, Collinearity &amp; Centroids (Very High Yield — 38 PYQs)</w:t>
-      </w:r>
-    </w:p>
-    <w:p>
-      <w:r>
-        <w:rPr>
-          <w:b/>
-          <w:sz w:val="20"/>
-        </w:rPr>
-        <w:t xml:space="preserve">Core Principle: </w:t>
-      </w:r>
-      <w:r>
-        <w:rPr>
-          <w:sz w:val="20"/>
-        </w:rPr>
-        <w:t>Section formula for point dividing line segment in ratio m:n: vec(r) = \fracmvec(b) + nvec(a)m + n (internal) and vec(r) = \fracmvec(b) - nvec(a)m - n (external). Centroid of triangle vec(G) = \fracvec(a) + vec(b) + vec(c)3. Three points are collinear if vec(AB) = λ vec(BC).</w:t>
-      </w:r>
-    </w:p>
-    <w:tbl>
-      <w:tblPr>
-        <w:tblW w:type="auto" w:w="0"/>
-        <w:jc w:val="center"/>
-        <w:tblLook w:firstColumn="1" w:firstRow="1" w:lastColumn="0" w:lastRow="0" w:noHBand="0" w:noVBand="1" w:val="04A0"/>
-      </w:tblPr>
-      <w:tblGrid>
-        <w:gridCol w:w="10080"/>
-      </w:tblGrid>
-      <w:tr>
-        <w:tc>
-          <w:tcPr>
-            <w:tcW w:type="dxa" w:w="10080"/>
-            <w:shd w:fill="FFF5F5"/>
-            <w:tcMar>
-              <w:top w:w="100" w:type="dxa"/>
-              <w:bottom w:w="100" w:type="dxa"/>
-              <w:left w:w="150" w:type="dxa"/>
-              <w:right w:w="150" w:type="dxa"/>
-            </w:tcMar>
-          </w:tcPr>
-          <w:p>
-            <w:r>
-              <w:rPr>
-                <w:b/>
-                <w:color w:val="C53030"/>
-                <w:sz w:val="19"/>
-              </w:rPr>
-              <w:t xml:space="preserve">⚠️ Common Trap / JEE Pitfall: </w:t>
-            </w:r>
-            <w:r>
-              <w:rPr>
-                <w:color w:val="2D3748"/>
-                <w:sz w:val="19"/>
-              </w:rPr>
-              <w:t>Collinear vectors can be antiparallel (negative scalar λ). External division formula carries an explicit minus sign in numerator and denominator: \fracmvec(b) - nvec(a)m - n.</w:t>
-            </w:r>
-          </w:p>
-        </w:tc>
-      </w:tr>
-    </w:tbl>
-    <w:tbl>
-      <w:tblPr>
-        <w:tblW w:type="auto" w:w="0"/>
-        <w:jc w:val="center"/>
-        <w:tblLook w:firstColumn="1" w:firstRow="1" w:lastColumn="0" w:lastRow="0" w:noHBand="0" w:noVBand="1" w:val="04A0"/>
-      </w:tblPr>
-      <w:tblGrid>
-        <w:gridCol w:w="10080"/>
-      </w:tblGrid>
-      <w:tr>
-        <w:tc>
-          <w:tcPr>
-            <w:tcW w:type="dxa" w:w="10080"/>
-            <w:shd w:fill="F0FFF4"/>
-            <w:tcMar>
-              <w:top w:w="100" w:type="dxa"/>
-              <w:bottom w:w="100" w:type="dxa"/>
-              <w:left w:w="150" w:type="dxa"/>
-              <w:right w:w="150" w:type="dxa"/>
-            </w:tcMar>
-          </w:tcPr>
-          <w:p>
-            <w:r>
-              <w:rPr>
-                <w:b/>
-                <w:color w:val="276749"/>
-                <w:sz w:val="19"/>
-              </w:rPr>
-              <w:t xml:space="preserve">💡 Speed Hack / Trick: </w:t>
-            </w:r>
-            <w:r>
-              <w:rPr>
-                <w:color w:val="2D3748"/>
-                <w:sz w:val="19"/>
-              </w:rPr>
-              <w:t>In a tetrahedron with vertices vec(a), vec(b), vec(c), vec(d), the centroid is vec(G) = \fracvec(a) + vec(b) + vec(c) + vec(d)4.</w:t>
-            </w:r>
-          </w:p>
-        </w:tc>
-      </w:tr>
-    </w:tbl>
-    <w:p>
-      <w:pPr>
-        <w:spacing w:before="120" w:after="40"/>
-      </w:pPr>
-      <w:r>
-        <w:rPr>
-          <w:b/>
-          <w:color w:val="1A365D"/>
-          <w:sz w:val="19"/>
-        </w:rPr>
-        <w:t>Source PYQs testing this concept:</w:t>
-      </w:r>
-    </w:p>
-    <w:p>
-      <w:pPr>
-        <w:pStyle w:val="ListBullet"/>
-        <w:spacing w:after="40"/>
-      </w:pPr>
-      <w:r>
-        <w:rPr>
-          <w:b/>
-          <w:sz w:val="18"/>
-        </w:rPr>
-        <w:t xml:space="preserve">[2026 Morning Shift] Q#2 (MCQ): </w:t>
-      </w:r>
-      <w:r>
-        <w:rPr>
-          <w:sz w:val="18"/>
-        </w:rPr>
-        <w:t xml:space="preserve">"Let the lines L_(1):vec(r)=î+2ĵ+3k̂+λ(2î+3ĵ+4k̂),λ ∈ ℝ and $L_{2}:\vec{r}=(4\hat{i}+\hat{..."  </w:t>
-      </w:r>
-      <w:r>
-        <w:rPr>
-          <w:b/>
-          <w:color w:val="2B6CB0"/>
-          <w:sz w:val="18"/>
-        </w:rPr>
-        <w:t>[Ans: N/A]</w:t>
-      </w:r>
-    </w:p>
-    <w:p>
-      <w:pPr>
-        <w:pStyle w:val="ListBullet"/>
-        <w:spacing w:after="40"/>
-      </w:pPr>
-      <w:r>
-        <w:rPr>
-          <w:b/>
-          <w:sz w:val="18"/>
-        </w:rPr>
-        <w:t xml:space="preserve">[2026 Evening Shift] Q#3 (MCQ): </w:t>
-      </w:r>
-      <w:r>
-        <w:rPr>
-          <w:sz w:val="18"/>
-        </w:rPr>
-        <w:t xml:space="preserve">"Let O be the origin, vec(OP)=vec(a) and vec(OQ)=vec(b) . If R is the point on vec(OP) such that vec(OP)=5vec(OR) , and $M..."  </w:t>
-      </w:r>
-      <w:r>
-        <w:rPr>
-          <w:b/>
-          <w:color w:val="2B6CB0"/>
-          <w:sz w:val="18"/>
-        </w:rPr>
-        <w:t>[Ans: N/A]</w:t>
-      </w:r>
-    </w:p>
-    <w:p>
-      <w:pPr>
-        <w:pStyle w:val="ListBullet"/>
-        <w:spacing w:after="40"/>
-      </w:pPr>
-      <w:r>
-        <w:rPr>
-          <w:b/>
-          <w:sz w:val="18"/>
-        </w:rPr>
-        <w:t xml:space="preserve">[2026 Morning Shift] Q#3 (Numerical): </w:t>
-      </w:r>
-      <w:r>
-        <w:rPr>
-          <w:sz w:val="18"/>
-        </w:rPr>
-        <w:t xml:space="preserve">"Let PQR be a triangle such that vec(PQ)=-2î-ĵ+2k̂ and vec(PR)=aî+bĵ-4k̂,a,b ∈ Z . Let S be the p..."  </w:t>
-      </w:r>
-      <w:r>
-        <w:rPr>
-          <w:b/>
-          <w:color w:val="2B6CB0"/>
-          <w:sz w:val="18"/>
-        </w:rPr>
-        <w:t>[Ans: 37]</w:t>
-      </w:r>
-    </w:p>
-    <w:p>
-      <w:pPr>
-        <w:spacing w:after="120"/>
-      </w:pPr>
-    </w:p>
-    <w:p>
-      <w:pPr>
-        <w:pStyle w:val="Heading2"/>
-      </w:pPr>
-      <w:r>
-        <w:rPr>
-          <w:color w:val="2B6CB0"/>
-          <w:sz w:val="24"/>
-        </w:rPr>
-        <w:t>3.5 Vector Triple Product &amp; Lagrange Identity (Very High Yield — 31 PYQs)</w:t>
+        <w:t>3.4 Vector Triple Product &amp; Lagrange Identity (Very High Yield — 35 PYQs)</w:t>
       </w:r>
     </w:p>
     <w:p>
@@ -2145,13 +1850,13 @@
           <w:b/>
           <w:sz w:val="18"/>
         </w:rPr>
-        <w:t xml:space="preserve">[2024 Morning Shift] Q#1 (MCQ): </w:t>
+        <w:t xml:space="preserve">[2025 Morning Shift] Q#3 (MCQ): </w:t>
       </w:r>
       <w:r>
         <w:rPr>
           <w:sz w:val="18"/>
         </w:rPr>
-        <w:t xml:space="preserve">"Let vec(a)=-5î+ĵ-3k̂,vec(b)=î+2ĵ-4k̂ and $\vec{c}=(((\vec{a} \times \vec{b}) \times \hat{i}) \times \h..."  </w:t>
+        <w:t xml:space="preserve">"Let vec(a)=î+2ĵ+k̂ and vec(b)=2î+7ĵ+3k̂ . Let $L_{1}:\vec{r}=(-\hat{i}+2\hat{j}+\hat{k})+\lambda\vec..."  </w:t>
       </w:r>
       <w:r>
         <w:rPr>
@@ -2176,7 +1881,7 @@
           <w:color w:val="2B6CB0"/>
           <w:sz w:val="24"/>
         </w:rPr>
-        <w:t>3.6 Linear Combination &amp; Vector Equations (Very High Yield — 30 PYQs)</w:t>
+        <w:t>3.5 Linear Combination &amp; Vector Equations (Very High Yield — 25 PYQs)</w:t>
       </w:r>
     </w:p>
     <w:p>
@@ -2384,7 +2089,7 @@
           <w:color w:val="2B6CB0"/>
           <w:sz w:val="24"/>
         </w:rPr>
-        <w:t>3.7 Vector Algebra - Core Application (High Yield — 9 PYQs)</w:t>
+        <w:t>3.6 Section Formula, Collinearity &amp; Centroids (Very High Yield — 22 PYQs)</w:t>
       </w:r>
     </w:p>
     <w:p>
@@ -2399,7 +2104,7 @@
         <w:rPr>
           <w:sz w:val="20"/>
         </w:rPr>
-        <w:t>Key problem pattern in Vector Algebra.</w:t>
+        <w:t>Section formula for point dividing line segment in ratio m:n: vec(r) = \fracmvec(b) + nvec(a)m + n (internal) and vec(r) = \fracmvec(b) - nvec(a)m - n (external). Centroid of triangle vec(G) = \fracvec(a) + vec(b) + vec(c)3. Three points are collinear if vec(AB) = λ vec(BC).</w:t>
       </w:r>
     </w:p>
     <w:tbl>
@@ -2437,7 +2142,7 @@
                 <w:color w:val="2D3748"/>
                 <w:sz w:val="19"/>
               </w:rPr>
-              <w:t>Watch for algebraic and sign errors.</w:t>
+              <w:t>Collinear vectors can be antiparallel (negative scalar λ). External division formula carries an explicit minus sign in numerator and denominator: \fracmvec(b) - nvec(a)m - n.</w:t>
             </w:r>
           </w:p>
         </w:tc>
@@ -2478,7 +2183,7 @@
                 <w:color w:val="2D3748"/>
                 <w:sz w:val="19"/>
               </w:rPr>
-              <w:t>Verify dimensions and boundary conditions.</w:t>
+              <w:t>In a tetrahedron with vertices vec(a), vec(b), vec(c), vec(d), the centroid is vec(G) = \fracvec(a) + vec(b) + vec(c) + vec(d)4.</w:t>
             </w:r>
           </w:p>
         </w:tc>
@@ -2507,40 +2212,13 @@
           <w:b/>
           <w:sz w:val="18"/>
         </w:rPr>
-        <w:t xml:space="preserve">[2026 Evening Shift] Q#2 (Numerical): </w:t>
+        <w:t xml:space="preserve">[2026 Morning Shift] Q#2 (MCQ): </w:t>
       </w:r>
       <w:r>
         <w:rPr>
           <w:sz w:val="18"/>
         </w:rPr>
-        <w:t xml:space="preserve">"If the distance of the point P(43,α,β) , β&lt;0 , from the line vec(r)=4î-k̂+μ(2î+3k̂),μ ∈ ℝ al..."  </w:t>
-      </w:r>
-      <w:r>
-        <w:rPr>
-          <w:b/>
-          <w:color w:val="2B6CB0"/>
-          <w:sz w:val="18"/>
-        </w:rPr>
-        <w:t>[Ans: 170]</w:t>
-      </w:r>
-    </w:p>
-    <w:p>
-      <w:pPr>
-        <w:pStyle w:val="ListBullet"/>
-        <w:spacing w:after="40"/>
-      </w:pPr>
-      <w:r>
-        <w:rPr>
-          <w:b/>
-          <w:sz w:val="18"/>
-        </w:rPr>
-        <w:t xml:space="preserve">[2025 Morning Shift] Q#3 (MCQ): </w:t>
-      </w:r>
-      <w:r>
-        <w:rPr>
-          <w:sz w:val="18"/>
-        </w:rPr>
-        <w:t xml:space="preserve">"Let vec(a)=î+2ĵ+k̂ and vec(b)=2î+7ĵ+3k̂ . Let $L_{1}:\vec{r}=(-\hat{i}+2\hat{j}+\hat{k})+\lambda\vec..."  </w:t>
+        <w:t xml:space="preserve">"Let the lines L_(1):vec(r)=î+2ĵ+3k̂+λ(2î+3ĵ+4k̂),λ ∈ ℝ and $L_{2}:\vec{r}=(4\hat{i}+\hat{..."  </w:t>
       </w:r>
       <w:r>
         <w:rPr>
@@ -2561,13 +2239,13 @@
           <w:b/>
           <w:sz w:val="18"/>
         </w:rPr>
-        <w:t xml:space="preserve">[2021 Evening Shift] Q#4 (Numerical): </w:t>
+        <w:t xml:space="preserve">[2026 Evening Shift] Q#3 (MCQ): </w:t>
       </w:r>
       <w:r>
         <w:rPr>
           <w:sz w:val="18"/>
         </w:rPr>
-        <w:t xml:space="preserve">"For p &gt; 0, a vector vec(v)_(2)=2î+(p+1)ĵ is obtained by rotating the vector vec(v)_(1)=√(3)pî+ĵ by an angl..."  </w:t>
+        <w:t xml:space="preserve">"Let O be the origin, vec(OP)=vec(a) and vec(OQ)=vec(b) . If R is the point on vec(OP) such that vec(OP)=5vec(OR) , and $M..."  </w:t>
       </w:r>
       <w:r>
         <w:rPr>
@@ -2575,7 +2253,34 @@
           <w:color w:val="2B6CB0"/>
           <w:sz w:val="18"/>
         </w:rPr>
-        <w:t>[Ans: 6]</w:t>
+        <w:t>[Ans: N/A]</w:t>
+      </w:r>
+    </w:p>
+    <w:p>
+      <w:pPr>
+        <w:pStyle w:val="ListBullet"/>
+        <w:spacing w:after="40"/>
+      </w:pPr>
+      <w:r>
+        <w:rPr>
+          <w:b/>
+          <w:sz w:val="18"/>
+        </w:rPr>
+        <w:t xml:space="preserve">[2026 Morning Shift] Q#3 (Numerical): </w:t>
+      </w:r>
+      <w:r>
+        <w:rPr>
+          <w:sz w:val="18"/>
+        </w:rPr>
+        <w:t xml:space="preserve">"Let PQR be a triangle such that vec(PQ)=-2î-ĵ+2k̂ and vec(PR)=aî+bĵ-4k̂,a,b ∈ Z . Let S be the p..."  </w:t>
+      </w:r>
+      <w:r>
+        <w:rPr>
+          <w:b/>
+          <w:color w:val="2B6CB0"/>
+          <w:sz w:val="18"/>
+        </w:rPr>
+        <w:t>[Ans: 37]</w:t>
       </w:r>
     </w:p>
     <w:p>

--- a/dist/exports/vector-algebra_revision_notes.docx
+++ b/dist/exports/vector-algebra_revision_notes.docx
@@ -189,7 +189,7 @@
                 <w:color w:val="2D3748"/>
                 <w:sz w:val="19"/>
               </w:rPr>
-              <w:t>Cross Product &amp; Geometric Areas</w:t>
+              <w:t>Dot Product, Projections &amp; Orthogonality</w:t>
             </w:r>
           </w:p>
         </w:tc>
@@ -209,7 +209,7 @@
               <w:rPr>
                 <w:sz w:val="19"/>
               </w:rPr>
-              <w:t>187 PYQs</w:t>
+              <w:t>116 PYQs</w:t>
             </w:r>
           </w:p>
         </w:tc>
@@ -230,7 +230,7 @@
                 <w:color w:val="718096"/>
                 <w:sz w:val="19"/>
               </w:rPr>
-              <w:t>Vector Product</w:t>
+              <w:t>Scalar Product</w:t>
             </w:r>
           </w:p>
         </w:tc>
@@ -276,7 +276,7 @@
                 <w:color w:val="2D3748"/>
                 <w:sz w:val="19"/>
               </w:rPr>
-              <w:t>Dot Product, Projections &amp; Orthogonality</w:t>
+              <w:t>Scalar Triple Product (Box Product) &amp; Coplanarity</w:t>
             </w:r>
           </w:p>
         </w:tc>
@@ -296,7 +296,7 @@
               <w:rPr>
                 <w:sz w:val="19"/>
               </w:rPr>
-              <w:t>180 PYQs</w:t>
+              <w:t>62 PYQs</w:t>
             </w:r>
           </w:p>
         </w:tc>
@@ -317,7 +317,7 @@
                 <w:color w:val="718096"/>
                 <w:sz w:val="19"/>
               </w:rPr>
-              <w:t>Scalar Product</w:t>
+              <w:t>Volume &amp; Coplanarity</w:t>
             </w:r>
           </w:p>
         </w:tc>
@@ -363,7 +363,7 @@
                 <w:color w:val="2D3748"/>
                 <w:sz w:val="19"/>
               </w:rPr>
-              <w:t>Scalar Triple Product (Box Product) &amp; Coplanarity</w:t>
+              <w:t>Vector Triple Product &amp; Lagrange Identity</w:t>
             </w:r>
           </w:p>
         </w:tc>
@@ -383,7 +383,7 @@
               <w:rPr>
                 <w:sz w:val="19"/>
               </w:rPr>
-              <w:t>62 PYQs</w:t>
+              <w:t>39 PYQs</w:t>
             </w:r>
           </w:p>
         </w:tc>
@@ -404,7 +404,7 @@
                 <w:color w:val="718096"/>
                 <w:sz w:val="19"/>
               </w:rPr>
-              <w:t>Volume &amp; Coplanarity</w:t>
+              <w:t>Triple Products</w:t>
             </w:r>
           </w:p>
         </w:tc>
@@ -450,7 +450,7 @@
                 <w:color w:val="2D3748"/>
                 <w:sz w:val="19"/>
               </w:rPr>
-              <w:t>Vector Triple Product &amp; Lagrange Identity</w:t>
+              <w:t>Cross Product &amp; Geometric Areas</w:t>
             </w:r>
           </w:p>
         </w:tc>
@@ -470,7 +470,7 @@
               <w:rPr>
                 <w:sz w:val="19"/>
               </w:rPr>
-              <w:t>35 PYQs</w:t>
+              <w:t>38 PYQs</w:t>
             </w:r>
           </w:p>
         </w:tc>
@@ -491,7 +491,7 @@
                 <w:color w:val="718096"/>
                 <w:sz w:val="19"/>
               </w:rPr>
-              <w:t>Triple Products</w:t>
+              <w:t>Vector Product</w:t>
             </w:r>
           </w:p>
         </w:tc>
@@ -537,7 +537,7 @@
                 <w:color w:val="2D3748"/>
                 <w:sz w:val="19"/>
               </w:rPr>
-              <w:t>Linear Combination &amp; Vector Equations</w:t>
+              <w:t>Section Formula, Collinearity &amp; Centroids</w:t>
             </w:r>
           </w:p>
         </w:tc>
@@ -557,7 +557,7 @@
               <w:rPr>
                 <w:sz w:val="19"/>
               </w:rPr>
-              <w:t>25 PYQs</w:t>
+              <w:t>26 PYQs</w:t>
             </w:r>
           </w:p>
         </w:tc>
@@ -578,7 +578,7 @@
                 <w:color w:val="718096"/>
                 <w:sz w:val="19"/>
               </w:rPr>
-              <w:t>Vector Equations</w:t>
+              <w:t>Geometry &amp; Position Vectors</w:t>
             </w:r>
           </w:p>
         </w:tc>
@@ -624,7 +624,7 @@
                 <w:color w:val="2D3748"/>
                 <w:sz w:val="19"/>
               </w:rPr>
-              <w:t>Section Formula, Collinearity &amp; Centroids</w:t>
+              <w:t>Linear Combination &amp; Vector Equations</w:t>
             </w:r>
           </w:p>
         </w:tc>
@@ -644,7 +644,7 @@
               <w:rPr>
                 <w:sz w:val="19"/>
               </w:rPr>
-              <w:t>22 PYQs</w:t>
+              <w:t>20 PYQs</w:t>
             </w:r>
           </w:p>
         </w:tc>
@@ -665,7 +665,7 @@
                 <w:color w:val="718096"/>
                 <w:sz w:val="19"/>
               </w:rPr>
-              <w:t>Geometry &amp; Position Vectors</w:t>
+              <w:t>Vector Equations</w:t>
             </w:r>
           </w:p>
         </w:tc>
@@ -765,6 +765,144 @@
                 <w:color w:val="1A365D"/>
                 <w:sz w:val="19"/>
               </w:rPr>
+              <w:t>Dot Product, Projections &amp; Orthogonality</w:t>
+            </w:r>
+          </w:p>
+        </w:tc>
+        <w:tc>
+          <w:tcPr>
+            <w:tcW w:type="dxa" w:w="6480"/>
+            <w:shd w:fill="F7FAFC"/>
+            <w:tcMar>
+              <w:top w:w="100" w:type="dxa"/>
+              <w:bottom w:w="100" w:type="dxa"/>
+              <w:left w:w="150" w:type="dxa"/>
+              <w:right w:w="150" w:type="dxa"/>
+            </w:tcMar>
+          </w:tcPr>
+          <w:p>
+            <w:r>
+              <w:rPr>
+                <w:rFonts w:ascii="Cambria Math" w:hAnsi="Cambria Math"/>
+                <w:color w:val="2D3748"/>
+                <w:sz w:val="19"/>
+              </w:rPr>
+              <w:t>\vec{a} \cdot \vec{b} = |\vec{a}| |\vec{b}| \cos\theta, \quad \vec{a} \perp \vec{b} \iff \vec{a} \cdot \vec{b} = 0, \quad \text{Proj}_{\vec{b}} \vec{a} = \frac{\vec{a} \cdot \vec{b}}{|\vec{b}|}</w:t>
+            </w:r>
+          </w:p>
+        </w:tc>
+      </w:tr>
+      <w:tr>
+        <w:tc>
+          <w:tcPr>
+            <w:tcW w:type="dxa" w:w="3600"/>
+            <w:shd w:fill="FFFFFF"/>
+            <w:tcMar>
+              <w:top w:w="100" w:type="dxa"/>
+              <w:bottom w:w="100" w:type="dxa"/>
+              <w:left w:w="150" w:type="dxa"/>
+              <w:right w:w="150" w:type="dxa"/>
+            </w:tcMar>
+          </w:tcPr>
+          <w:p>
+            <w:r>
+              <w:rPr>
+                <w:b/>
+                <w:color w:val="1A365D"/>
+                <w:sz w:val="19"/>
+              </w:rPr>
+              <w:t>Scalar Triple Product (Box Product) &amp; Coplanarity</w:t>
+            </w:r>
+          </w:p>
+        </w:tc>
+        <w:tc>
+          <w:tcPr>
+            <w:tcW w:type="dxa" w:w="6480"/>
+            <w:shd w:fill="FFFFFF"/>
+            <w:tcMar>
+              <w:top w:w="100" w:type="dxa"/>
+              <w:bottom w:w="100" w:type="dxa"/>
+              <w:left w:w="150" w:type="dxa"/>
+              <w:right w:w="150" w:type="dxa"/>
+            </w:tcMar>
+          </w:tcPr>
+          <w:p>
+            <w:r>
+              <w:rPr>
+                <w:rFonts w:ascii="Cambria Math" w:hAnsi="Cambria Math"/>
+                <w:color w:val="2D3748"/>
+                <w:sz w:val="19"/>
+              </w:rPr>
+              <w:t>[\vec{a}\; \vec{b}\; \vec{c}] = \vec{a} \cdot (\vec{b} \times \vec{c}) = \begin{vmatrix} a_x &amp; a_y &amp; a_z \\ b_x &amp; b_y &amp; b_z \\ c_x &amp; c_y &amp; c_z \end{vmatrix}, \quad [\vec{a}\; \vec{b}\; \vec{c}] = 0 \iff \text{coplanar}</w:t>
+            </w:r>
+          </w:p>
+        </w:tc>
+      </w:tr>
+      <w:tr>
+        <w:tc>
+          <w:tcPr>
+            <w:tcW w:type="dxa" w:w="3600"/>
+            <w:shd w:fill="F7FAFC"/>
+            <w:tcMar>
+              <w:top w:w="100" w:type="dxa"/>
+              <w:bottom w:w="100" w:type="dxa"/>
+              <w:left w:w="150" w:type="dxa"/>
+              <w:right w:w="150" w:type="dxa"/>
+            </w:tcMar>
+          </w:tcPr>
+          <w:p>
+            <w:r>
+              <w:rPr>
+                <w:b/>
+                <w:color w:val="1A365D"/>
+                <w:sz w:val="19"/>
+              </w:rPr>
+              <w:t>Vector Triple Product &amp; Lagrange Identity</w:t>
+            </w:r>
+          </w:p>
+        </w:tc>
+        <w:tc>
+          <w:tcPr>
+            <w:tcW w:type="dxa" w:w="6480"/>
+            <w:shd w:fill="F7FAFC"/>
+            <w:tcMar>
+              <w:top w:w="100" w:type="dxa"/>
+              <w:bottom w:w="100" w:type="dxa"/>
+              <w:left w:w="150" w:type="dxa"/>
+              <w:right w:w="150" w:type="dxa"/>
+            </w:tcMar>
+          </w:tcPr>
+          <w:p>
+            <w:r>
+              <w:rPr>
+                <w:rFonts w:ascii="Cambria Math" w:hAnsi="Cambria Math"/>
+                <w:color w:val="2D3748"/>
+                <w:sz w:val="19"/>
+              </w:rPr>
+              <w:t>\vec{a} \times (\vec{b} \times \vec{c}) = (\vec{a} \cdot \vec{c})\vec{b} - (\vec{a} \cdot \vec{b})\vec{c}, \quad (\vec{a} \times \vec{b}) \times \vec{c} = (\vec{a} \cdot \vec{c})\vec{b} - (\vec{b} \cdot \vec{c})\vec{a}</w:t>
+            </w:r>
+          </w:p>
+        </w:tc>
+      </w:tr>
+      <w:tr>
+        <w:tc>
+          <w:tcPr>
+            <w:tcW w:type="dxa" w:w="3600"/>
+            <w:shd w:fill="FFFFFF"/>
+            <w:tcMar>
+              <w:top w:w="100" w:type="dxa"/>
+              <w:bottom w:w="100" w:type="dxa"/>
+              <w:left w:w="150" w:type="dxa"/>
+              <w:right w:w="150" w:type="dxa"/>
+            </w:tcMar>
+          </w:tcPr>
+          <w:p>
+            <w:r>
+              <w:rPr>
+                <w:b/>
+                <w:color w:val="1A365D"/>
+                <w:sz w:val="19"/>
+              </w:rPr>
               <w:t>Cross Product &amp; Geometric Areas</w:t>
             </w:r>
           </w:p>
@@ -772,7 +910,7 @@
         <w:tc>
           <w:tcPr>
             <w:tcW w:type="dxa" w:w="6480"/>
-            <w:shd w:fill="F7FAFC"/>
+            <w:shd w:fill="FFFFFF"/>
             <w:tcMar>
               <w:top w:w="100" w:type="dxa"/>
               <w:bottom w:w="100" w:type="dxa"/>
@@ -796,52 +934,6 @@
         <w:tc>
           <w:tcPr>
             <w:tcW w:type="dxa" w:w="3600"/>
-            <w:shd w:fill="FFFFFF"/>
-            <w:tcMar>
-              <w:top w:w="100" w:type="dxa"/>
-              <w:bottom w:w="100" w:type="dxa"/>
-              <w:left w:w="150" w:type="dxa"/>
-              <w:right w:w="150" w:type="dxa"/>
-            </w:tcMar>
-          </w:tcPr>
-          <w:p>
-            <w:r>
-              <w:rPr>
-                <w:b/>
-                <w:color w:val="1A365D"/>
-                <w:sz w:val="19"/>
-              </w:rPr>
-              <w:t>Dot Product, Projections &amp; Orthogonality</w:t>
-            </w:r>
-          </w:p>
-        </w:tc>
-        <w:tc>
-          <w:tcPr>
-            <w:tcW w:type="dxa" w:w="6480"/>
-            <w:shd w:fill="FFFFFF"/>
-            <w:tcMar>
-              <w:top w:w="100" w:type="dxa"/>
-              <w:bottom w:w="100" w:type="dxa"/>
-              <w:left w:w="150" w:type="dxa"/>
-              <w:right w:w="150" w:type="dxa"/>
-            </w:tcMar>
-          </w:tcPr>
-          <w:p>
-            <w:r>
-              <w:rPr>
-                <w:rFonts w:ascii="Cambria Math" w:hAnsi="Cambria Math"/>
-                <w:color w:val="2D3748"/>
-                <w:sz w:val="19"/>
-              </w:rPr>
-              <w:t>\vec{a} \cdot \vec{b} = |\vec{a}| |\vec{b}| \cos\theta, \quad \vec{a} \perp \vec{b} \iff \vec{a} \cdot \vec{b} = 0, \quad \text{Proj}_{\vec{b}} \vec{a} = \frac{\vec{a} \cdot \vec{b}}{|\vec{b}|}</w:t>
-            </w:r>
-          </w:p>
-        </w:tc>
-      </w:tr>
-      <w:tr>
-        <w:tc>
-          <w:tcPr>
-            <w:tcW w:type="dxa" w:w="3600"/>
             <w:shd w:fill="F7FAFC"/>
             <w:tcMar>
               <w:top w:w="100" w:type="dxa"/>
@@ -857,7 +949,7 @@
                 <w:color w:val="1A365D"/>
                 <w:sz w:val="19"/>
               </w:rPr>
-              <w:t>Scalar Triple Product (Box Product) &amp; Coplanarity</w:t>
+              <w:t>Section Formula, Collinearity &amp; Centroids</w:t>
             </w:r>
           </w:p>
         </w:tc>
@@ -879,7 +971,7 @@
                 <w:color w:val="2D3748"/>
                 <w:sz w:val="19"/>
               </w:rPr>
-              <w:t>[\vec{a}\; \vec{b}\; \vec{c}] = \vec{a} \cdot (\vec{b} \times \vec{c}) = \begin{vmatrix} a_x &amp; a_y &amp; a_z \\ b_x &amp; b_y &amp; b_z \\ c_x &amp; c_y &amp; c_z \end{vmatrix}, \quad [\vec{a}\; \vec{b}\; \vec{c}] = 0 \iff \text{coplanar}</w:t>
+              <w:t>\vec{r} = \frac{m\vec{b} + n\vec{a}}{m + n}, \quad \vec{G} = \frac{\vec{a} + \vec{b} + \vec{c}}{3}, \quad \vec{a} = \lambda \vec{b} \iff \text{collinear}</w:t>
             </w:r>
           </w:p>
         </w:tc>
@@ -903,7 +995,7 @@
                 <w:color w:val="1A365D"/>
                 <w:sz w:val="19"/>
               </w:rPr>
-              <w:t>Vector Triple Product &amp; Lagrange Identity</w:t>
+              <w:t>Linear Combination &amp; Vector Equations</w:t>
             </w:r>
           </w:p>
         </w:tc>
@@ -925,99 +1017,7 @@
                 <w:color w:val="2D3748"/>
                 <w:sz w:val="19"/>
               </w:rPr>
-              <w:t>\vec{a} \times (\vec{b} \times \vec{c}) = (\vec{a} \cdot \vec{c})\vec{b} - (\vec{a} \cdot \vec{b})\vec{c}, \quad (\vec{a} \times \vec{b}) \times \vec{c} = (\vec{a} \cdot \vec{c})\vec{b} - (\vec{b} \cdot \vec{c})\vec{a}</w:t>
-            </w:r>
-          </w:p>
-        </w:tc>
-      </w:tr>
-      <w:tr>
-        <w:tc>
-          <w:tcPr>
-            <w:tcW w:type="dxa" w:w="3600"/>
-            <w:shd w:fill="F7FAFC"/>
-            <w:tcMar>
-              <w:top w:w="100" w:type="dxa"/>
-              <w:bottom w:w="100" w:type="dxa"/>
-              <w:left w:w="150" w:type="dxa"/>
-              <w:right w:w="150" w:type="dxa"/>
-            </w:tcMar>
-          </w:tcPr>
-          <w:p>
-            <w:r>
-              <w:rPr>
-                <w:b/>
-                <w:color w:val="1A365D"/>
-                <w:sz w:val="19"/>
-              </w:rPr>
-              <w:t>Linear Combination &amp; Vector Equations</w:t>
-            </w:r>
-          </w:p>
-        </w:tc>
-        <w:tc>
-          <w:tcPr>
-            <w:tcW w:type="dxa" w:w="6480"/>
-            <w:shd w:fill="F7FAFC"/>
-            <w:tcMar>
-              <w:top w:w="100" w:type="dxa"/>
-              <w:bottom w:w="100" w:type="dxa"/>
-              <w:left w:w="150" w:type="dxa"/>
-              <w:right w:w="150" w:type="dxa"/>
-            </w:tcMar>
-          </w:tcPr>
-          <w:p>
-            <w:r>
-              <w:rPr>
-                <w:rFonts w:ascii="Cambria Math" w:hAnsi="Cambria Math"/>
-                <w:color w:val="2D3748"/>
-                <w:sz w:val="19"/>
-              </w:rPr>
               <w:t>\vec{r} = x \vec{a} + y \vec{b} + z (\vec{a} \times \vec{b}), \quad \text{or take } \vec{a} \times (\vec{r} \times \vec{b}) \text{ to decouple}</w:t>
-            </w:r>
-          </w:p>
-        </w:tc>
-      </w:tr>
-      <w:tr>
-        <w:tc>
-          <w:tcPr>
-            <w:tcW w:type="dxa" w:w="3600"/>
-            <w:shd w:fill="FFFFFF"/>
-            <w:tcMar>
-              <w:top w:w="100" w:type="dxa"/>
-              <w:bottom w:w="100" w:type="dxa"/>
-              <w:left w:w="150" w:type="dxa"/>
-              <w:right w:w="150" w:type="dxa"/>
-            </w:tcMar>
-          </w:tcPr>
-          <w:p>
-            <w:r>
-              <w:rPr>
-                <w:b/>
-                <w:color w:val="1A365D"/>
-                <w:sz w:val="19"/>
-              </w:rPr>
-              <w:t>Section Formula, Collinearity &amp; Centroids</w:t>
-            </w:r>
-          </w:p>
-        </w:tc>
-        <w:tc>
-          <w:tcPr>
-            <w:tcW w:type="dxa" w:w="6480"/>
-            <w:shd w:fill="FFFFFF"/>
-            <w:tcMar>
-              <w:top w:w="100" w:type="dxa"/>
-              <w:bottom w:w="100" w:type="dxa"/>
-              <w:left w:w="150" w:type="dxa"/>
-              <w:right w:w="150" w:type="dxa"/>
-            </w:tcMar>
-          </w:tcPr>
-          <w:p>
-            <w:r>
-              <w:rPr>
-                <w:rFonts w:ascii="Cambria Math" w:hAnsi="Cambria Math"/>
-                <w:color w:val="2D3748"/>
-                <w:sz w:val="19"/>
-              </w:rPr>
-              <w:t>\vec{r} = \frac{m\vec{b} + n\vec{a}}{m + n}, \quad \vec{G} = \frac{\vec{a} + \vec{b} + \vec{c}}{3}, \quad \vec{a} = \lambda \vec{b} \iff \text{collinear}</w:t>
             </w:r>
           </w:p>
         </w:tc>
@@ -1049,215 +1049,7 @@
           <w:color w:val="2B6CB0"/>
           <w:sz w:val="24"/>
         </w:rPr>
-        <w:t>3.1 Cross Product &amp; Geometric Areas (Very High Yield — 187 PYQs)</w:t>
-      </w:r>
-    </w:p>
-    <w:p>
-      <w:r>
-        <w:rPr>
-          <w:b/>
-          <w:sz w:val="20"/>
-        </w:rPr>
-        <w:t xml:space="preserve">Core Principle: </w:t>
-      </w:r>
-      <w:r>
-        <w:rPr>
-          <w:sz w:val="20"/>
-        </w:rPr>
-        <w:t>Vector cross product vec(a) × vec(b) = |vec(a)||vec(b)|sinθ \,n̂. Collinearity condition: vec(a) ∥ vec(b) \iff vec(a) × vec(b) = vec(0). Area of triangle with sides vec(a), vec(b) is (1 / 2)|vec(a) × vec(b)|; parallelogram area is |vec(a) × vec(b)|; parallelogram with diagonals vec(d)_1, vec(d)_2 is (1 / 2)|vec(d)_1 × vec(d)_2|.</w:t>
-      </w:r>
-    </w:p>
-    <w:tbl>
-      <w:tblPr>
-        <w:tblW w:type="auto" w:w="0"/>
-        <w:jc w:val="center"/>
-        <w:tblLook w:firstColumn="1" w:firstRow="1" w:lastColumn="0" w:lastRow="0" w:noHBand="0" w:noVBand="1" w:val="04A0"/>
-      </w:tblPr>
-      <w:tblGrid>
-        <w:gridCol w:w="10080"/>
-      </w:tblGrid>
-      <w:tr>
-        <w:tc>
-          <w:tcPr>
-            <w:tcW w:type="dxa" w:w="10080"/>
-            <w:shd w:fill="FFF5F5"/>
-            <w:tcMar>
-              <w:top w:w="100" w:type="dxa"/>
-              <w:bottom w:w="100" w:type="dxa"/>
-              <w:left w:w="150" w:type="dxa"/>
-              <w:right w:w="150" w:type="dxa"/>
-            </w:tcMar>
-          </w:tcPr>
-          <w:p>
-            <w:r>
-              <w:rPr>
-                <w:b/>
-                <w:color w:val="C53030"/>
-                <w:sz w:val="19"/>
-              </w:rPr>
-              <w:t xml:space="preserve">⚠️ Common Trap / JEE Pitfall: </w:t>
-            </w:r>
-            <w:r>
-              <w:rPr>
-                <w:color w:val="2D3748"/>
-                <w:sz w:val="19"/>
-              </w:rPr>
-              <w:t>1. Cross product is anti-commutative: vec(a) × vec(b) = -(vec(b) × vec(a)). 2. Lagrange's identity: |vec(a) × vec(b)|^2 = |vec(a)|^2 |vec(b)|^2 - (vec(a) · vec(b))^2.</w:t>
-            </w:r>
-          </w:p>
-        </w:tc>
-      </w:tr>
-    </w:tbl>
-    <w:tbl>
-      <w:tblPr>
-        <w:tblW w:type="auto" w:w="0"/>
-        <w:jc w:val="center"/>
-        <w:tblLook w:firstColumn="1" w:firstRow="1" w:lastColumn="0" w:lastRow="0" w:noHBand="0" w:noVBand="1" w:val="04A0"/>
-      </w:tblPr>
-      <w:tblGrid>
-        <w:gridCol w:w="10080"/>
-      </w:tblGrid>
-      <w:tr>
-        <w:tc>
-          <w:tcPr>
-            <w:tcW w:type="dxa" w:w="10080"/>
-            <w:shd w:fill="F0FFF4"/>
-            <w:tcMar>
-              <w:top w:w="100" w:type="dxa"/>
-              <w:bottom w:w="100" w:type="dxa"/>
-              <w:left w:w="150" w:type="dxa"/>
-              <w:right w:w="150" w:type="dxa"/>
-            </w:tcMar>
-          </w:tcPr>
-          <w:p>
-            <w:r>
-              <w:rPr>
-                <w:b/>
-                <w:color w:val="276749"/>
-                <w:sz w:val="19"/>
-              </w:rPr>
-              <w:t xml:space="preserve">💡 Speed Hack / Trick: </w:t>
-            </w:r>
-            <w:r>
-              <w:rPr>
-                <w:color w:val="2D3748"/>
-                <w:sz w:val="19"/>
-              </w:rPr>
-              <w:t>Area of a parallelogram given diagonal vectors vec(d)_1, vec(d)_2 is (1 / 2)|vec(d)_1 × vec(d)_2|, NOT |vec(d)_1 × vec(d)_2|!</w:t>
-            </w:r>
-          </w:p>
-        </w:tc>
-      </w:tr>
-    </w:tbl>
-    <w:p>
-      <w:pPr>
-        <w:spacing w:before="120" w:after="40"/>
-      </w:pPr>
-      <w:r>
-        <w:rPr>
-          <w:b/>
-          <w:color w:val="1A365D"/>
-          <w:sz w:val="19"/>
-        </w:rPr>
-        <w:t>Source PYQs testing this concept:</w:t>
-      </w:r>
-    </w:p>
-    <w:p>
-      <w:pPr>
-        <w:pStyle w:val="ListBullet"/>
-        <w:spacing w:after="40"/>
-      </w:pPr>
-      <w:r>
-        <w:rPr>
-          <w:b/>
-          <w:sz w:val="18"/>
-        </w:rPr>
-        <w:t xml:space="preserve">[2026 Evening Shift] Q#1 (MCQ): </w:t>
-      </w:r>
-      <w:r>
-        <w:rPr>
-          <w:sz w:val="18"/>
-        </w:rPr>
-        <w:t xml:space="preserve">"Let vec(a)=4î-ĵ+3k̂,vec(b)=10î+2ĵ-k̂ and a vector vec(c) be such that $2(\vec{a} \times \vec{b})+3(..."  </w:t>
-      </w:r>
-      <w:r>
-        <w:rPr>
-          <w:b/>
-          <w:color w:val="2B6CB0"/>
-          <w:sz w:val="18"/>
-        </w:rPr>
-        <w:t>[Ans: N/A]</w:t>
-      </w:r>
-    </w:p>
-    <w:p>
-      <w:pPr>
-        <w:pStyle w:val="ListBullet"/>
-        <w:spacing w:after="40"/>
-      </w:pPr>
-      <w:r>
-        <w:rPr>
-          <w:b/>
-          <w:sz w:val="18"/>
-        </w:rPr>
-        <w:t xml:space="preserve">[2026 Evening Shift] Q#1 (MCQ): </w:t>
-      </w:r>
-      <w:r>
-        <w:rPr>
-          <w:sz w:val="18"/>
-        </w:rPr>
-        <w:t xml:space="preserve">"Let û and v̂ be unit vectors inclined at an acute angle such that |û × v̂|=\frac√(3)2 . If $\vec{A}..."  </w:t>
-      </w:r>
-      <w:r>
-        <w:rPr>
-          <w:b/>
-          <w:color w:val="2B6CB0"/>
-          <w:sz w:val="18"/>
-        </w:rPr>
-        <w:t>[Ans: N/A]</w:t>
-      </w:r>
-    </w:p>
-    <w:p>
-      <w:pPr>
-        <w:pStyle w:val="ListBullet"/>
-        <w:spacing w:after="40"/>
-      </w:pPr>
-      <w:r>
-        <w:rPr>
-          <w:b/>
-          <w:sz w:val="18"/>
-        </w:rPr>
-        <w:t xml:space="preserve">[2026 Evening Shift] Q#1 (MCQ): </w:t>
-      </w:r>
-      <w:r>
-        <w:rPr>
-          <w:sz w:val="18"/>
-        </w:rPr>
-        <w:t xml:space="preserve">"Let P be a point in the plane of the vectors vec(AB)=3î+ĵ-k̂ and vec(AC)=î-ĵ+3k̂ such that P is equi..."  </w:t>
-      </w:r>
-      <w:r>
-        <w:rPr>
-          <w:b/>
-          <w:color w:val="2B6CB0"/>
-          <w:sz w:val="18"/>
-        </w:rPr>
-        <w:t>[Ans: N/A]</w:t>
-      </w:r>
-    </w:p>
-    <w:p>
-      <w:pPr>
-        <w:spacing w:after="120"/>
-      </w:pPr>
-    </w:p>
-    <w:p>
-      <w:pPr>
-        <w:pStyle w:val="Heading2"/>
-      </w:pPr>
-      <w:r>
-        <w:rPr>
-          <w:color w:val="2B6CB0"/>
-          <w:sz w:val="24"/>
-        </w:rPr>
-        <w:t>3.2 Dot Product, Projections &amp; Orthogonality (Very High Yield — 180 PYQs)</w:t>
+        <w:t>3.1 Dot Product, Projections &amp; Orthogonality (Very High Yield — 116 PYQs)</w:t>
       </w:r>
     </w:p>
     <w:p>
@@ -1386,33 +1178,6 @@
         <w:rPr>
           <w:sz w:val="18"/>
         </w:rPr>
-        <w:t xml:space="preserve">"Let vec(a)=4î-ĵ+3k̂,vec(b)=10î+2ĵ-k̂ and a vector vec(c) be such that $2(\vec{a} \times \vec{b})+3(..."  </w:t>
-      </w:r>
-      <w:r>
-        <w:rPr>
-          <w:b/>
-          <w:color w:val="2B6CB0"/>
-          <w:sz w:val="18"/>
-        </w:rPr>
-        <w:t>[Ans: N/A]</w:t>
-      </w:r>
-    </w:p>
-    <w:p>
-      <w:pPr>
-        <w:pStyle w:val="ListBullet"/>
-        <w:spacing w:after="40"/>
-      </w:pPr>
-      <w:r>
-        <w:rPr>
-          <w:b/>
-          <w:sz w:val="18"/>
-        </w:rPr>
-        <w:t xml:space="preserve">[2026 Evening Shift] Q#1 (MCQ): </w:t>
-      </w:r>
-      <w:r>
-        <w:rPr>
-          <w:sz w:val="18"/>
-        </w:rPr>
         <w:t xml:space="preserve">"Let û and v̂ be unit vectors inclined at an acute angle such that |û × v̂|=\frac√(3)2 . If $\vec{A}..."  </w:t>
       </w:r>
       <w:r>
@@ -1453,6 +1218,33 @@
     </w:p>
     <w:p>
       <w:pPr>
+        <w:pStyle w:val="ListBullet"/>
+        <w:spacing w:after="40"/>
+      </w:pPr>
+      <w:r>
+        <w:rPr>
+          <w:b/>
+          <w:sz w:val="18"/>
+        </w:rPr>
+        <w:t xml:space="preserve">[2026 Morning Shift] Q#2 (MCQ): </w:t>
+      </w:r>
+      <w:r>
+        <w:rPr>
+          <w:sz w:val="18"/>
+        </w:rPr>
+        <w:t xml:space="preserve">"For three unit vectors vec(a),vec(b),vec(c) satisfying $|\vec{a}-\vec{b}|^{2}+|\vec{b}-\vec{c}|^{2}+|\vec{c}-\vec{a}|^{2}=9\text{and}|2..."  </w:t>
+      </w:r>
+      <w:r>
+        <w:rPr>
+          <w:b/>
+          <w:color w:val="2B6CB0"/>
+          <w:sz w:val="18"/>
+        </w:rPr>
+        <w:t>[Ans: N/A]</w:t>
+      </w:r>
+    </w:p>
+    <w:p>
+      <w:pPr>
         <w:spacing w:after="120"/>
       </w:pPr>
     </w:p>
@@ -1465,7 +1257,7 @@
           <w:color w:val="2B6CB0"/>
           <w:sz w:val="24"/>
         </w:rPr>
-        <w:t>3.3 Scalar Triple Product (Box Product) &amp; Coplanarity (Very High Yield — 62 PYQs)</w:t>
+        <w:t>3.2 Scalar Triple Product (Box Product) &amp; Coplanarity (Very High Yield — 62 PYQs)</w:t>
       </w:r>
     </w:p>
     <w:p>
@@ -1615,13 +1407,13 @@
           <w:b/>
           <w:sz w:val="18"/>
         </w:rPr>
-        <w:t xml:space="preserve">[2026 Evening Shift] Q#2 (Numerical): </w:t>
+        <w:t xml:space="preserve">[2026 Morning Shift] Q#1 (MCQ): </w:t>
       </w:r>
       <w:r>
         <w:rPr>
           <w:sz w:val="18"/>
         </w:rPr>
-        <w:t xml:space="preserve">"If the distance of the point P(43,α,β) , β&lt;0 , from the line vec(r)=4î-k̂+μ(2î+3k̂),μ ∈ ℝ al..."  </w:t>
+        <w:t xml:space="preserve">"Let vec(a)=-î+2ĵ+2k̂,vec(b)=8î+7ĵ-3k̂ and vec(c) be a vector such that $\vec{a} \times \vec{c}=\vec..."  </w:t>
       </w:r>
       <w:r>
         <w:rPr>
@@ -1629,7 +1421,7 @@
           <w:color w:val="2B6CB0"/>
           <w:sz w:val="18"/>
         </w:rPr>
-        <w:t>[Ans: 170]</w:t>
+        <w:t>[Ans: N/A]</w:t>
       </w:r>
     </w:p>
     <w:p>
@@ -1642,13 +1434,13 @@
           <w:b/>
           <w:sz w:val="18"/>
         </w:rPr>
-        <w:t xml:space="preserve">[2025 Morning Shift] Q#1 (MCQ): </w:t>
+        <w:t xml:space="preserve">[2026 Morning Shift] Q#1 (Numerical): </w:t>
       </w:r>
       <w:r>
         <w:rPr>
           <w:sz w:val="18"/>
         </w:rPr>
-        <w:t xml:space="preserve">"Let vec(a)=î+2ĵ+3k̂,vec(b)=3î+ĵ-k̂ and vec(c) be three vectors such that vec(c) is coplanar with..."  </w:t>
+        <w:t xml:space="preserve">"If vec(a)=î+ĵ+k̂,vec(b)=ĵ-k̂ and vec(c) be three vectors such that vec(a) × vec(c)=vec(b) and $..."  </w:t>
       </w:r>
       <w:r>
         <w:rPr>
@@ -1656,7 +1448,7 @@
           <w:color w:val="2B6CB0"/>
           <w:sz w:val="18"/>
         </w:rPr>
-        <w:t>[Ans: N/A]</w:t>
+        <w:t>[Ans: 3]</w:t>
       </w:r>
     </w:p>
     <w:p>
@@ -1673,7 +1465,7 @@
           <w:color w:val="2B6CB0"/>
           <w:sz w:val="24"/>
         </w:rPr>
-        <w:t>3.4 Vector Triple Product &amp; Lagrange Identity (Very High Yield — 35 PYQs)</w:t>
+        <w:t>3.3 Vector Triple Product &amp; Lagrange Identity (Very High Yield — 39 PYQs)</w:t>
       </w:r>
     </w:p>
     <w:p>
@@ -1796,33 +1588,6 @@
           <w:b/>
           <w:sz w:val="18"/>
         </w:rPr>
-        <w:t xml:space="preserve">[2026 Morning Shift] Q#1 (MCQ): </w:t>
-      </w:r>
-      <w:r>
-        <w:rPr>
-          <w:sz w:val="18"/>
-        </w:rPr>
-        <w:t xml:space="preserve">"Let vec(a)=-î+ĵ+2k̂,vec(b)=î-ĵ-3k̂,vec(c)=vec(a) × vec(b) and vec(d)=vec(c) × vec(a)..."  </w:t>
-      </w:r>
-      <w:r>
-        <w:rPr>
-          <w:b/>
-          <w:color w:val="2B6CB0"/>
-          <w:sz w:val="18"/>
-        </w:rPr>
-        <w:t>[Ans: N/A]</w:t>
-      </w:r>
-    </w:p>
-    <w:p>
-      <w:pPr>
-        <w:pStyle w:val="ListBullet"/>
-        <w:spacing w:after="40"/>
-      </w:pPr>
-      <w:r>
-        <w:rPr>
-          <w:b/>
-          <w:sz w:val="18"/>
-        </w:rPr>
         <w:t xml:space="preserve">[2025 Morning Shift] Q#1 (MCQ): </w:t>
       </w:r>
       <w:r>
@@ -1850,13 +1615,40 @@
           <w:b/>
           <w:sz w:val="18"/>
         </w:rPr>
-        <w:t xml:space="preserve">[2025 Morning Shift] Q#3 (MCQ): </w:t>
+        <w:t xml:space="preserve">[2025 Evening Shift] Q#4 (MCQ): </w:t>
       </w:r>
       <w:r>
         <w:rPr>
           <w:sz w:val="18"/>
         </w:rPr>
-        <w:t xml:space="preserve">"Let vec(a)=î+2ĵ+k̂ and vec(b)=2î+7ĵ+3k̂ . Let $L_{1}:\vec{r}=(-\hat{i}+2\hat{j}+\hat{k})+\lambda\vec..."  </w:t>
+        <w:t xml:space="preserve">"Let vec(a)=î+2ĵ+k̂ and vec(b)=2î+ĵ-k̂ . Let ĉ be a unit vector in the plane of the vectors $..."  </w:t>
+      </w:r>
+      <w:r>
+        <w:rPr>
+          <w:b/>
+          <w:color w:val="2B6CB0"/>
+          <w:sz w:val="18"/>
+        </w:rPr>
+        <w:t>[Ans: N/A]</w:t>
+      </w:r>
+    </w:p>
+    <w:p>
+      <w:pPr>
+        <w:pStyle w:val="ListBullet"/>
+        <w:spacing w:after="40"/>
+      </w:pPr>
+      <w:r>
+        <w:rPr>
+          <w:b/>
+          <w:sz w:val="18"/>
+        </w:rPr>
+        <w:t xml:space="preserve">[2025 Morning Shift] Q#4 (MCQ): </w:t>
+      </w:r>
+      <w:r>
+        <w:rPr>
+          <w:sz w:val="18"/>
+        </w:rPr>
+        <w:t xml:space="preserve">"Let vec(a)=2î-ĵ+3k̂,vec(b)=3î-5ĵ+k̂ and vec(c) be a vector such that $\vec{a} \times \vec{c}=\vec{a..."  </w:t>
       </w:r>
       <w:r>
         <w:rPr>
@@ -1881,7 +1673,423 @@
           <w:color w:val="2B6CB0"/>
           <w:sz w:val="24"/>
         </w:rPr>
-        <w:t>3.5 Linear Combination &amp; Vector Equations (Very High Yield — 25 PYQs)</w:t>
+        <w:t>3.4 Cross Product &amp; Geometric Areas (Very High Yield — 38 PYQs)</w:t>
+      </w:r>
+    </w:p>
+    <w:p>
+      <w:r>
+        <w:rPr>
+          <w:b/>
+          <w:sz w:val="20"/>
+        </w:rPr>
+        <w:t xml:space="preserve">Core Principle: </w:t>
+      </w:r>
+      <w:r>
+        <w:rPr>
+          <w:sz w:val="20"/>
+        </w:rPr>
+        <w:t>Vector cross product vec(a) × vec(b) = |vec(a)||vec(b)|sinθ \,n̂. Collinearity condition: vec(a) ∥ vec(b) \iff vec(a) × vec(b) = vec(0). Area of triangle with sides vec(a), vec(b) is (1 / 2)|vec(a) × vec(b)|; parallelogram area is |vec(a) × vec(b)|; parallelogram with diagonals vec(d)_1, vec(d)_2 is (1 / 2)|vec(d)_1 × vec(d)_2|.</w:t>
+      </w:r>
+    </w:p>
+    <w:tbl>
+      <w:tblPr>
+        <w:tblW w:type="auto" w:w="0"/>
+        <w:jc w:val="center"/>
+        <w:tblLook w:firstColumn="1" w:firstRow="1" w:lastColumn="0" w:lastRow="0" w:noHBand="0" w:noVBand="1" w:val="04A0"/>
+      </w:tblPr>
+      <w:tblGrid>
+        <w:gridCol w:w="10080"/>
+      </w:tblGrid>
+      <w:tr>
+        <w:tc>
+          <w:tcPr>
+            <w:tcW w:type="dxa" w:w="10080"/>
+            <w:shd w:fill="FFF5F5"/>
+            <w:tcMar>
+              <w:top w:w="100" w:type="dxa"/>
+              <w:bottom w:w="100" w:type="dxa"/>
+              <w:left w:w="150" w:type="dxa"/>
+              <w:right w:w="150" w:type="dxa"/>
+            </w:tcMar>
+          </w:tcPr>
+          <w:p>
+            <w:r>
+              <w:rPr>
+                <w:b/>
+                <w:color w:val="C53030"/>
+                <w:sz w:val="19"/>
+              </w:rPr>
+              <w:t xml:space="preserve">⚠️ Common Trap / JEE Pitfall: </w:t>
+            </w:r>
+            <w:r>
+              <w:rPr>
+                <w:color w:val="2D3748"/>
+                <w:sz w:val="19"/>
+              </w:rPr>
+              <w:t>1. Cross product is anti-commutative: vec(a) × vec(b) = -(vec(b) × vec(a)). 2. Lagrange's identity: |vec(a) × vec(b)|^2 = |vec(a)|^2 |vec(b)|^2 - (vec(a) · vec(b))^2.</w:t>
+            </w:r>
+          </w:p>
+        </w:tc>
+      </w:tr>
+    </w:tbl>
+    <w:tbl>
+      <w:tblPr>
+        <w:tblW w:type="auto" w:w="0"/>
+        <w:jc w:val="center"/>
+        <w:tblLook w:firstColumn="1" w:firstRow="1" w:lastColumn="0" w:lastRow="0" w:noHBand="0" w:noVBand="1" w:val="04A0"/>
+      </w:tblPr>
+      <w:tblGrid>
+        <w:gridCol w:w="10080"/>
+      </w:tblGrid>
+      <w:tr>
+        <w:tc>
+          <w:tcPr>
+            <w:tcW w:type="dxa" w:w="10080"/>
+            <w:shd w:fill="F0FFF4"/>
+            <w:tcMar>
+              <w:top w:w="100" w:type="dxa"/>
+              <w:bottom w:w="100" w:type="dxa"/>
+              <w:left w:w="150" w:type="dxa"/>
+              <w:right w:w="150" w:type="dxa"/>
+            </w:tcMar>
+          </w:tcPr>
+          <w:p>
+            <w:r>
+              <w:rPr>
+                <w:b/>
+                <w:color w:val="276749"/>
+                <w:sz w:val="19"/>
+              </w:rPr>
+              <w:t xml:space="preserve">💡 Speed Hack / Trick: </w:t>
+            </w:r>
+            <w:r>
+              <w:rPr>
+                <w:color w:val="2D3748"/>
+                <w:sz w:val="19"/>
+              </w:rPr>
+              <w:t>Area of a parallelogram given diagonal vectors vec(d)_1, vec(d)_2 is (1 / 2)|vec(d)_1 × vec(d)_2|, NOT |vec(d)_1 × vec(d)_2|!</w:t>
+            </w:r>
+          </w:p>
+        </w:tc>
+      </w:tr>
+    </w:tbl>
+    <w:p>
+      <w:pPr>
+        <w:spacing w:before="120" w:after="40"/>
+      </w:pPr>
+      <w:r>
+        <w:rPr>
+          <w:b/>
+          <w:color w:val="1A365D"/>
+          <w:sz w:val="19"/>
+        </w:rPr>
+        <w:t>Source PYQs testing this concept:</w:t>
+      </w:r>
+    </w:p>
+    <w:p>
+      <w:pPr>
+        <w:pStyle w:val="ListBullet"/>
+        <w:spacing w:after="40"/>
+      </w:pPr>
+      <w:r>
+        <w:rPr>
+          <w:b/>
+          <w:sz w:val="18"/>
+        </w:rPr>
+        <w:t xml:space="preserve">[2026 Evening Shift] Q#1 (MCQ): </w:t>
+      </w:r>
+      <w:r>
+        <w:rPr>
+          <w:sz w:val="18"/>
+        </w:rPr>
+        <w:t xml:space="preserve">"Let P be a point in the plane of the vectors vec(AB)=3î+ĵ-k̂ and vec(AC)=î-ĵ+3k̂ such that P is equi..."  </w:t>
+      </w:r>
+      <w:r>
+        <w:rPr>
+          <w:b/>
+          <w:color w:val="2B6CB0"/>
+          <w:sz w:val="18"/>
+        </w:rPr>
+        <w:t>[Ans: N/A]</w:t>
+      </w:r>
+    </w:p>
+    <w:p>
+      <w:pPr>
+        <w:pStyle w:val="ListBullet"/>
+        <w:spacing w:after="40"/>
+      </w:pPr>
+      <w:r>
+        <w:rPr>
+          <w:b/>
+          <w:sz w:val="18"/>
+        </w:rPr>
+        <w:t xml:space="preserve">[2026 Evening Shift] Q#2 (MCQ): </w:t>
+      </w:r>
+      <w:r>
+        <w:rPr>
+          <w:sz w:val="18"/>
+        </w:rPr>
+        <w:t xml:space="preserve">"Let vec(a)=2î+3ĵ+3k̂ and vec(b)=6î+3ĵ+3k̂ . Then the square of the area of the triangle with adjacen..."  </w:t>
+      </w:r>
+      <w:r>
+        <w:rPr>
+          <w:b/>
+          <w:color w:val="2B6CB0"/>
+          <w:sz w:val="18"/>
+        </w:rPr>
+        <w:t>[Ans: C]</w:t>
+      </w:r>
+    </w:p>
+    <w:p>
+      <w:pPr>
+        <w:pStyle w:val="ListBullet"/>
+        <w:spacing w:after="40"/>
+      </w:pPr>
+      <w:r>
+        <w:rPr>
+          <w:b/>
+          <w:sz w:val="18"/>
+        </w:rPr>
+        <w:t xml:space="preserve">[2026 Morning Shift] Q#3 (Numerical): </w:t>
+      </w:r>
+      <w:r>
+        <w:rPr>
+          <w:sz w:val="18"/>
+        </w:rPr>
+        <w:t xml:space="preserve">"Let PQR be a triangle such that vec(PQ)=-2î-ĵ+2k̂ and vec(PR)=aî+bĵ-4k̂,a,b ∈ Z . Let S be the p..."  </w:t>
+      </w:r>
+      <w:r>
+        <w:rPr>
+          <w:b/>
+          <w:color w:val="2B6CB0"/>
+          <w:sz w:val="18"/>
+        </w:rPr>
+        <w:t>[Ans: 37]</w:t>
+      </w:r>
+    </w:p>
+    <w:p>
+      <w:pPr>
+        <w:spacing w:after="120"/>
+      </w:pPr>
+    </w:p>
+    <w:p>
+      <w:pPr>
+        <w:pStyle w:val="Heading2"/>
+      </w:pPr>
+      <w:r>
+        <w:rPr>
+          <w:color w:val="2B6CB0"/>
+          <w:sz w:val="24"/>
+        </w:rPr>
+        <w:t>3.5 Section Formula, Collinearity &amp; Centroids (Very High Yield — 26 PYQs)</w:t>
+      </w:r>
+    </w:p>
+    <w:p>
+      <w:r>
+        <w:rPr>
+          <w:b/>
+          <w:sz w:val="20"/>
+        </w:rPr>
+        <w:t xml:space="preserve">Core Principle: </w:t>
+      </w:r>
+      <w:r>
+        <w:rPr>
+          <w:sz w:val="20"/>
+        </w:rPr>
+        <w:t>Section formula for point dividing line segment in ratio m:n: vec(r) = \fracmvec(b) + nvec(a)m + n (internal) and vec(r) = \fracmvec(b) - nvec(a)m - n (external). Centroid of triangle vec(G) = \fracvec(a) + vec(b) + vec(c)3. Three points are collinear if vec(AB) = λ vec(BC).</w:t>
+      </w:r>
+    </w:p>
+    <w:tbl>
+      <w:tblPr>
+        <w:tblW w:type="auto" w:w="0"/>
+        <w:jc w:val="center"/>
+        <w:tblLook w:firstColumn="1" w:firstRow="1" w:lastColumn="0" w:lastRow="0" w:noHBand="0" w:noVBand="1" w:val="04A0"/>
+      </w:tblPr>
+      <w:tblGrid>
+        <w:gridCol w:w="10080"/>
+      </w:tblGrid>
+      <w:tr>
+        <w:tc>
+          <w:tcPr>
+            <w:tcW w:type="dxa" w:w="10080"/>
+            <w:shd w:fill="FFF5F5"/>
+            <w:tcMar>
+              <w:top w:w="100" w:type="dxa"/>
+              <w:bottom w:w="100" w:type="dxa"/>
+              <w:left w:w="150" w:type="dxa"/>
+              <w:right w:w="150" w:type="dxa"/>
+            </w:tcMar>
+          </w:tcPr>
+          <w:p>
+            <w:r>
+              <w:rPr>
+                <w:b/>
+                <w:color w:val="C53030"/>
+                <w:sz w:val="19"/>
+              </w:rPr>
+              <w:t xml:space="preserve">⚠️ Common Trap / JEE Pitfall: </w:t>
+            </w:r>
+            <w:r>
+              <w:rPr>
+                <w:color w:val="2D3748"/>
+                <w:sz w:val="19"/>
+              </w:rPr>
+              <w:t>Collinear vectors can be antiparallel (negative scalar λ). External division formula carries an explicit minus sign in numerator and denominator: \fracmvec(b) - nvec(a)m - n.</w:t>
+            </w:r>
+          </w:p>
+        </w:tc>
+      </w:tr>
+    </w:tbl>
+    <w:tbl>
+      <w:tblPr>
+        <w:tblW w:type="auto" w:w="0"/>
+        <w:jc w:val="center"/>
+        <w:tblLook w:firstColumn="1" w:firstRow="1" w:lastColumn="0" w:lastRow="0" w:noHBand="0" w:noVBand="1" w:val="04A0"/>
+      </w:tblPr>
+      <w:tblGrid>
+        <w:gridCol w:w="10080"/>
+      </w:tblGrid>
+      <w:tr>
+        <w:tc>
+          <w:tcPr>
+            <w:tcW w:type="dxa" w:w="10080"/>
+            <w:shd w:fill="F0FFF4"/>
+            <w:tcMar>
+              <w:top w:w="100" w:type="dxa"/>
+              <w:bottom w:w="100" w:type="dxa"/>
+              <w:left w:w="150" w:type="dxa"/>
+              <w:right w:w="150" w:type="dxa"/>
+            </w:tcMar>
+          </w:tcPr>
+          <w:p>
+            <w:r>
+              <w:rPr>
+                <w:b/>
+                <w:color w:val="276749"/>
+                <w:sz w:val="19"/>
+              </w:rPr>
+              <w:t xml:space="preserve">💡 Speed Hack / Trick: </w:t>
+            </w:r>
+            <w:r>
+              <w:rPr>
+                <w:color w:val="2D3748"/>
+                <w:sz w:val="19"/>
+              </w:rPr>
+              <w:t>In a tetrahedron with vertices vec(a), vec(b), vec(c), vec(d), the centroid is vec(G) = \fracvec(a) + vec(b) + vec(c) + vec(d)4.</w:t>
+            </w:r>
+          </w:p>
+        </w:tc>
+      </w:tr>
+    </w:tbl>
+    <w:p>
+      <w:pPr>
+        <w:spacing w:before="120" w:after="40"/>
+      </w:pPr>
+      <w:r>
+        <w:rPr>
+          <w:b/>
+          <w:color w:val="1A365D"/>
+          <w:sz w:val="19"/>
+        </w:rPr>
+        <w:t>Source PYQs testing this concept:</w:t>
+      </w:r>
+    </w:p>
+    <w:p>
+      <w:pPr>
+        <w:pStyle w:val="ListBullet"/>
+        <w:spacing w:after="40"/>
+      </w:pPr>
+      <w:r>
+        <w:rPr>
+          <w:b/>
+          <w:sz w:val="18"/>
+        </w:rPr>
+        <w:t xml:space="preserve">[2026 Morning Shift] Q#2 (MCQ): </w:t>
+      </w:r>
+      <w:r>
+        <w:rPr>
+          <w:sz w:val="18"/>
+        </w:rPr>
+        <w:t xml:space="preserve">"Let the lines L_(1):vec(r)=î+2ĵ+3k̂+λ(2î+3ĵ+4k̂),λ ∈ ℝ and $L_{2}:\vec{r}=(4\hat{i}+\hat{..."  </w:t>
+      </w:r>
+      <w:r>
+        <w:rPr>
+          <w:b/>
+          <w:color w:val="2B6CB0"/>
+          <w:sz w:val="18"/>
+        </w:rPr>
+        <w:t>[Ans: N/A]</w:t>
+      </w:r>
+    </w:p>
+    <w:p>
+      <w:pPr>
+        <w:pStyle w:val="ListBullet"/>
+        <w:spacing w:after="40"/>
+      </w:pPr>
+      <w:r>
+        <w:rPr>
+          <w:b/>
+          <w:sz w:val="18"/>
+        </w:rPr>
+        <w:t xml:space="preserve">[2026 Evening Shift] Q#2 (Numerical): </w:t>
+      </w:r>
+      <w:r>
+        <w:rPr>
+          <w:sz w:val="18"/>
+        </w:rPr>
+        <w:t xml:space="preserve">"If the distance of the point P(43,α,β) , β&lt;0 , from the line vec(r)=4î-k̂+μ(2î+3k̂),μ ∈ ℝ al..."  </w:t>
+      </w:r>
+      <w:r>
+        <w:rPr>
+          <w:b/>
+          <w:color w:val="2B6CB0"/>
+          <w:sz w:val="18"/>
+        </w:rPr>
+        <w:t>[Ans: 170]</w:t>
+      </w:r>
+    </w:p>
+    <w:p>
+      <w:pPr>
+        <w:pStyle w:val="ListBullet"/>
+        <w:spacing w:after="40"/>
+      </w:pPr>
+      <w:r>
+        <w:rPr>
+          <w:b/>
+          <w:sz w:val="18"/>
+        </w:rPr>
+        <w:t xml:space="preserve">[2026 Evening Shift] Q#3 (MCQ): </w:t>
+      </w:r>
+      <w:r>
+        <w:rPr>
+          <w:sz w:val="18"/>
+        </w:rPr>
+        <w:t xml:space="preserve">"Let O be the origin, vec(OP)=vec(a) and vec(OQ)=vec(b) . If R is the point on vec(OP) such that vec(OP)=5vec(OR) , and $M..."  </w:t>
+      </w:r>
+      <w:r>
+        <w:rPr>
+          <w:b/>
+          <w:color w:val="2B6CB0"/>
+          <w:sz w:val="18"/>
+        </w:rPr>
+        <w:t>[Ans: N/A]</w:t>
+      </w:r>
+    </w:p>
+    <w:p>
+      <w:pPr>
+        <w:spacing w:after="120"/>
+      </w:pPr>
+    </w:p>
+    <w:p>
+      <w:pPr>
+        <w:pStyle w:val="Heading2"/>
+      </w:pPr>
+      <w:r>
+        <w:rPr>
+          <w:color w:val="2B6CB0"/>
+          <w:sz w:val="24"/>
+        </w:rPr>
+        <w:t>3.6 Linear Combination &amp; Vector Equations (Very High Yield — 20 PYQs)</w:t>
       </w:r>
     </w:p>
     <w:p>
@@ -2082,214 +2290,6 @@
     </w:p>
     <w:p>
       <w:pPr>
-        <w:pStyle w:val="Heading2"/>
-      </w:pPr>
-      <w:r>
-        <w:rPr>
-          <w:color w:val="2B6CB0"/>
-          <w:sz w:val="24"/>
-        </w:rPr>
-        <w:t>3.6 Section Formula, Collinearity &amp; Centroids (Very High Yield — 22 PYQs)</w:t>
-      </w:r>
-    </w:p>
-    <w:p>
-      <w:r>
-        <w:rPr>
-          <w:b/>
-          <w:sz w:val="20"/>
-        </w:rPr>
-        <w:t xml:space="preserve">Core Principle: </w:t>
-      </w:r>
-      <w:r>
-        <w:rPr>
-          <w:sz w:val="20"/>
-        </w:rPr>
-        <w:t>Section formula for point dividing line segment in ratio m:n: vec(r) = \fracmvec(b) + nvec(a)m + n (internal) and vec(r) = \fracmvec(b) - nvec(a)m - n (external). Centroid of triangle vec(G) = \fracvec(a) + vec(b) + vec(c)3. Three points are collinear if vec(AB) = λ vec(BC).</w:t>
-      </w:r>
-    </w:p>
-    <w:tbl>
-      <w:tblPr>
-        <w:tblW w:type="auto" w:w="0"/>
-        <w:jc w:val="center"/>
-        <w:tblLook w:firstColumn="1" w:firstRow="1" w:lastColumn="0" w:lastRow="0" w:noHBand="0" w:noVBand="1" w:val="04A0"/>
-      </w:tblPr>
-      <w:tblGrid>
-        <w:gridCol w:w="10080"/>
-      </w:tblGrid>
-      <w:tr>
-        <w:tc>
-          <w:tcPr>
-            <w:tcW w:type="dxa" w:w="10080"/>
-            <w:shd w:fill="FFF5F5"/>
-            <w:tcMar>
-              <w:top w:w="100" w:type="dxa"/>
-              <w:bottom w:w="100" w:type="dxa"/>
-              <w:left w:w="150" w:type="dxa"/>
-              <w:right w:w="150" w:type="dxa"/>
-            </w:tcMar>
-          </w:tcPr>
-          <w:p>
-            <w:r>
-              <w:rPr>
-                <w:b/>
-                <w:color w:val="C53030"/>
-                <w:sz w:val="19"/>
-              </w:rPr>
-              <w:t xml:space="preserve">⚠️ Common Trap / JEE Pitfall: </w:t>
-            </w:r>
-            <w:r>
-              <w:rPr>
-                <w:color w:val="2D3748"/>
-                <w:sz w:val="19"/>
-              </w:rPr>
-              <w:t>Collinear vectors can be antiparallel (negative scalar λ). External division formula carries an explicit minus sign in numerator and denominator: \fracmvec(b) - nvec(a)m - n.</w:t>
-            </w:r>
-          </w:p>
-        </w:tc>
-      </w:tr>
-    </w:tbl>
-    <w:tbl>
-      <w:tblPr>
-        <w:tblW w:type="auto" w:w="0"/>
-        <w:jc w:val="center"/>
-        <w:tblLook w:firstColumn="1" w:firstRow="1" w:lastColumn="0" w:lastRow="0" w:noHBand="0" w:noVBand="1" w:val="04A0"/>
-      </w:tblPr>
-      <w:tblGrid>
-        <w:gridCol w:w="10080"/>
-      </w:tblGrid>
-      <w:tr>
-        <w:tc>
-          <w:tcPr>
-            <w:tcW w:type="dxa" w:w="10080"/>
-            <w:shd w:fill="F0FFF4"/>
-            <w:tcMar>
-              <w:top w:w="100" w:type="dxa"/>
-              <w:bottom w:w="100" w:type="dxa"/>
-              <w:left w:w="150" w:type="dxa"/>
-              <w:right w:w="150" w:type="dxa"/>
-            </w:tcMar>
-          </w:tcPr>
-          <w:p>
-            <w:r>
-              <w:rPr>
-                <w:b/>
-                <w:color w:val="276749"/>
-                <w:sz w:val="19"/>
-              </w:rPr>
-              <w:t xml:space="preserve">💡 Speed Hack / Trick: </w:t>
-            </w:r>
-            <w:r>
-              <w:rPr>
-                <w:color w:val="2D3748"/>
-                <w:sz w:val="19"/>
-              </w:rPr>
-              <w:t>In a tetrahedron with vertices vec(a), vec(b), vec(c), vec(d), the centroid is vec(G) = \fracvec(a) + vec(b) + vec(c) + vec(d)4.</w:t>
-            </w:r>
-          </w:p>
-        </w:tc>
-      </w:tr>
-    </w:tbl>
-    <w:p>
-      <w:pPr>
-        <w:spacing w:before="120" w:after="40"/>
-      </w:pPr>
-      <w:r>
-        <w:rPr>
-          <w:b/>
-          <w:color w:val="1A365D"/>
-          <w:sz w:val="19"/>
-        </w:rPr>
-        <w:t>Source PYQs testing this concept:</w:t>
-      </w:r>
-    </w:p>
-    <w:p>
-      <w:pPr>
-        <w:pStyle w:val="ListBullet"/>
-        <w:spacing w:after="40"/>
-      </w:pPr>
-      <w:r>
-        <w:rPr>
-          <w:b/>
-          <w:sz w:val="18"/>
-        </w:rPr>
-        <w:t xml:space="preserve">[2026 Morning Shift] Q#2 (MCQ): </w:t>
-      </w:r>
-      <w:r>
-        <w:rPr>
-          <w:sz w:val="18"/>
-        </w:rPr>
-        <w:t xml:space="preserve">"Let the lines L_(1):vec(r)=î+2ĵ+3k̂+λ(2î+3ĵ+4k̂),λ ∈ ℝ and $L_{2}:\vec{r}=(4\hat{i}+\hat{..."  </w:t>
-      </w:r>
-      <w:r>
-        <w:rPr>
-          <w:b/>
-          <w:color w:val="2B6CB0"/>
-          <w:sz w:val="18"/>
-        </w:rPr>
-        <w:t>[Ans: N/A]</w:t>
-      </w:r>
-    </w:p>
-    <w:p>
-      <w:pPr>
-        <w:pStyle w:val="ListBullet"/>
-        <w:spacing w:after="40"/>
-      </w:pPr>
-      <w:r>
-        <w:rPr>
-          <w:b/>
-          <w:sz w:val="18"/>
-        </w:rPr>
-        <w:t xml:space="preserve">[2026 Evening Shift] Q#3 (MCQ): </w:t>
-      </w:r>
-      <w:r>
-        <w:rPr>
-          <w:sz w:val="18"/>
-        </w:rPr>
-        <w:t xml:space="preserve">"Let O be the origin, vec(OP)=vec(a) and vec(OQ)=vec(b) . If R is the point on vec(OP) such that vec(OP)=5vec(OR) , and $M..."  </w:t>
-      </w:r>
-      <w:r>
-        <w:rPr>
-          <w:b/>
-          <w:color w:val="2B6CB0"/>
-          <w:sz w:val="18"/>
-        </w:rPr>
-        <w:t>[Ans: N/A]</w:t>
-      </w:r>
-    </w:p>
-    <w:p>
-      <w:pPr>
-        <w:pStyle w:val="ListBullet"/>
-        <w:spacing w:after="40"/>
-      </w:pPr>
-      <w:r>
-        <w:rPr>
-          <w:b/>
-          <w:sz w:val="18"/>
-        </w:rPr>
-        <w:t xml:space="preserve">[2026 Morning Shift] Q#3 (Numerical): </w:t>
-      </w:r>
-      <w:r>
-        <w:rPr>
-          <w:sz w:val="18"/>
-        </w:rPr>
-        <w:t xml:space="preserve">"Let PQR be a triangle such that vec(PQ)=-2î-ĵ+2k̂ and vec(PR)=aî+bĵ-4k̂,a,b ∈ Z . Let S be the p..."  </w:t>
-      </w:r>
-      <w:r>
-        <w:rPr>
-          <w:b/>
-          <w:color w:val="2B6CB0"/>
-          <w:sz w:val="18"/>
-        </w:rPr>
-        <w:t>[Ans: 37]</w:t>
-      </w:r>
-    </w:p>
-    <w:p>
-      <w:pPr>
-        <w:spacing w:after="120"/>
-      </w:pPr>
-    </w:p>
-    <w:p>
-      <w:pPr>
         <w:pStyle w:val="Heading1"/>
       </w:pPr>
       <w:r>
@@ -2383,7 +2383,130 @@
           <w:color w:val="1A365D"/>
           <w:sz w:val="22"/>
         </w:rPr>
-        <w:t>Benchmark Problem 2: JEE Main 2026 (Online) 28th January Evening Shift (Q#2)</w:t>
+        <w:t>Benchmark Problem 2: JEE Main 2026 (Online) 6th April Evening Shift (Q#2)</w:t>
+      </w:r>
+    </w:p>
+    <w:p>
+      <w:pPr>
+        <w:spacing w:after="80"/>
+      </w:pPr>
+      <w:r>
+        <w:rPr>
+          <w:sz w:val="20"/>
+        </w:rPr>
+        <w:t>Let vec(a)=2î+3ĵ+3k̂ and vec(b)=6î+3ĵ+3k̂ . Then the square of the area of the triangle with adjacent sides determined by the vectors (2vec(a)+3vec(b)) and (vec(a)-vec(b)) is :</w:t>
+      </w:r>
+    </w:p>
+    <w:p>
+      <w:pPr>
+        <w:pStyle w:val="ListBullet"/>
+        <w:spacing w:after="20"/>
+      </w:pPr>
+      <w:r>
+        <w:rPr>
+          <w:sz w:val="19"/>
+        </w:rPr>
+        <w:t>(A) 450</w:t>
+      </w:r>
+    </w:p>
+    <w:p>
+      <w:pPr>
+        <w:pStyle w:val="ListBullet"/>
+        <w:spacing w:after="20"/>
+      </w:pPr>
+      <w:r>
+        <w:rPr>
+          <w:sz w:val="19"/>
+        </w:rPr>
+        <w:t>(B) 900</w:t>
+      </w:r>
+    </w:p>
+    <w:p>
+      <w:pPr>
+        <w:pStyle w:val="ListBullet"/>
+        <w:spacing w:after="20"/>
+      </w:pPr>
+      <w:r>
+        <w:rPr>
+          <w:b/>
+          <w:color w:val="276749"/>
+          <w:sz w:val="19"/>
+        </w:rPr>
+        <w:t>(C) 1800</w:t>
+      </w:r>
+    </w:p>
+    <w:p>
+      <w:pPr>
+        <w:pStyle w:val="ListBullet"/>
+        <w:spacing w:after="20"/>
+      </w:pPr>
+      <w:r>
+        <w:rPr>
+          <w:sz w:val="19"/>
+        </w:rPr>
+        <w:t>(D) 2400</w:t>
+      </w:r>
+    </w:p>
+    <w:tbl>
+      <w:tblPr>
+        <w:tblW w:type="auto" w:w="0"/>
+        <w:jc w:val="center"/>
+        <w:tblLook w:firstColumn="1" w:firstRow="1" w:lastColumn="0" w:lastRow="0" w:noHBand="0" w:noVBand="1" w:val="04A0"/>
+      </w:tblPr>
+      <w:tblGrid>
+        <w:gridCol w:w="10080"/>
+      </w:tblGrid>
+      <w:tr>
+        <w:tc>
+          <w:tcPr>
+            <w:tcW w:type="dxa" w:w="10080"/>
+            <w:shd w:fill="F7FAFC"/>
+            <w:tcMar>
+              <w:top w:w="100" w:type="dxa"/>
+              <w:bottom w:w="100" w:type="dxa"/>
+              <w:left w:w="150" w:type="dxa"/>
+              <w:right w:w="150" w:type="dxa"/>
+            </w:tcMar>
+          </w:tcPr>
+          <w:p>
+            <w:r>
+              <w:rPr>
+                <w:b/>
+                <w:color w:val="1A365D"/>
+                <w:sz w:val="19"/>
+              </w:rPr>
+              <w:t>Correct Answer: C</w:t>
+              <w:br/>
+            </w:r>
+            <w:r>
+              <w:rPr>
+                <w:color w:val="2D3748"/>
+                <w:sz w:val="18"/>
+              </w:rPr>
+              <w:t>Solution Analysis:</w:t>
+              <w:br/>
+              <w:t>Given vec(a)=2î+3ĵ+3k̂,vec(b)=6î+3ĵ+3k̂ We need the square of the area of the triangle whose adjacent sides are 2vec(a)+3vec(b)andvec(a)-vec(b) For two adjacent sides vec(u) and vec(v) , area of triangle is (1 / 2)|vec(u) × vec(v)| So, square of the area is ((1 / 2)|vec(u) × vec(v)|)^2=(1 / 4)|vec(u) × vec(v)|^2 Let vec(u)=2vec(a)+3vec(b),vec(v)=vec(a)-vec(b) First find vec(u) : 2vec(a)=2(2î+3ĵ+3k̂)=4î+6ĵ+6k̂ 3vec(b)=3(6î+3ĵ+3k̂)=18î+9ĵ+9k̂ Therefore, vec(u)=2vec(a)+3vec(b)=22î+15ĵ+15k̂ Now find vec(v) : vec(v)=vec(a)-vec(b)=(2-6)î+(3-3)ĵ+(3-3)k̂=-4î Now compute vec(u) × vec(v) : vec(u) × vec(v)=| î ĵ k̂ 22 15 15 -4 0 0 | Expanding, vec(u) × vec(v)=î(15 · 0-15 · 0)-ĵ(22 · 0-15 · (-4))+k̂(22 · 0-15 · (-4)) =0î-60ĵ+60k̂ So, |vec(u) × vec(v)|^2=0^2+(-60)^2+60^2=3600+3600=7200 Hence square of the area of the triangle is (1 / 4) × 7200=1800 Therefore, the correct answer is 1800 So, Option C is correct.</w:t>
+            </w:r>
+          </w:p>
+        </w:tc>
+      </w:tr>
+    </w:tbl>
+    <w:p>
+      <w:pPr>
+        <w:spacing w:after="120"/>
+      </w:pPr>
+    </w:p>
+    <w:p>
+      <w:pPr>
+        <w:spacing w:before="160" w:after="40"/>
+      </w:pPr>
+      <w:r>
+        <w:rPr>
+          <w:b/>
+          <w:color w:val="1A365D"/>
+          <w:sz w:val="22"/>
+        </w:rPr>
+        <w:t>Benchmark Problem 3: JEE Main 2026 (Online) 28th January Evening Shift (Q#2)</w:t>
       </w:r>
     </w:p>
     <w:p>
@@ -2456,7 +2579,7 @@
           <w:color w:val="1A365D"/>
           <w:sz w:val="22"/>
         </w:rPr>
-        <w:t>Benchmark Problem 3: JEE Main 2026 (Online) 28th January Morning Shift (Q#3)</w:t>
+        <w:t>Benchmark Problem 4: JEE Main 2025 (Online) 22nd January Morning Shift (Q#1)</w:t>
       </w:r>
     </w:p>
     <w:p>
@@ -2467,7 +2590,7 @@
         <w:rPr>
           <w:sz w:val="20"/>
         </w:rPr>
-        <w:t>Let PQR be a triangle such that vec(PQ)=-2î-ĵ+2k̂ and vec(PR)=aî+bĵ-4k̂,a,b ∈ Z . Let S be the point on QR , which is equidistant from the lines PQ and PR . If |vec(PR)|=9 and vec(PS)=î-7ĵ+2k̂ , then the value of 3a-4b is ____</w:t>
+        <w:t>Let vec(c) be the projection vector of vec(b)=\lambdaî+4k̂,λ&gt;0 , on the vector vec(a)=î+2ĵ+2k̂ . If |vec(a)+vec(c)|=7 , then the area of the parallelogram formed by the vectors vec(b) and vec(c) is _________.</w:t>
       </w:r>
     </w:p>
     <w:tbl>
@@ -2498,7 +2621,7 @@
                 <w:color w:val="1A365D"/>
                 <w:sz w:val="19"/>
               </w:rPr>
-              <w:t>Correct Answer: 37</w:t>
+              <w:t>Correct Answer: 16</w:t>
               <w:br/>
             </w:r>
             <w:r>
@@ -2508,7 +2631,80 @@
               </w:rPr>
               <w:t>Solution Analysis:</w:t>
               <w:br/>
-              <w:t>We are given that |vec(PR)|=9 Using the distance formula for the vector PR=aî+bĵ-4k̂ : √(a^2)+b^2+(-4)^2=9 ⇒ a^2+b^2+16=81 ⇒ a^2+b^2=65 The problem states that point S lies on QR and is equidistant from lines PQ and PR . In a triangle, the locus of points equidistant from two sides is the angle bisector. Therefore, vec(PS) is the internal angle bisector of \angleQPR . For an angle bisector vec(PS) , it must be collinear with the sum of the unit vectors along the adjacent sides : vec(PS)=λ(\fracvec(PQ)|vec(PQ)|+\fracvec(PR)|vec(PR)|) where λ is a scalar constant. First, calculate |vec(PQ)| : |vec(PQ)|=√((-2)^2)+(-1)^2+2^2=√(4+1+4)=3 Now, set up the bisector equation : vec(PS)=λ(\frac-2î-ĵ+2k̂3+\fracaî+bĵ-4k̂9) Multiply the first term by (3 / 3) to get a common denominator: vec(PS)=(λ / 9)((-6+a)î+(-3+b)ĵ+(6-4)k̂) ⇒ vec(PS)=(λ / 9)((a-6)î+(b-3)ĵ+2k̂) We are given vec(PS)=î-7ĵ+2k̂ Comparing the k̂ -components: ⇒ (λ / 9)(2)=2 ⇒ λ=9 Substitute λ=9 into other components: For î : a-6=1 ⇒ a=7 For ĵ : b-3=-7 ⇒ b=-4 Check against the constraint : a^2+b^2=7^2+(-4)^2=49+16=65 The values are consistent. value of 3a-4b : 3a-4b=3(7)-4(-4) =21+16=𝟑𝟕</w:t>
+              <w:t>To find the projection vector vec(c) of vec(b)=\lambdaî+4k̂ (where λ&gt;0 ) onto vector vec(a)=î+2ĵ+2k̂ , we use the formula for the projection of a vector: vec(c)=(\fracvec(b) · vec(a)|vec(a)|^2)vec(a) Calculate the dot product vec(b) · vec(a) : vec(b) · vec(a)=(\lambdaî+4k̂) · (î+2ĵ+2k̂)=λ · 1+4 · 2=λ+8 Calculate the magnitude of vec(a) : |vec(a)|=√(1^2)+2^2+2^2=√(9)=3 Now substitute to find vec(c) : vec(c)=((λ+8 / 9))(î+2ĵ+2k̂) We know that the magnitude |vec(a)+vec(c)|=7 . Thus, substituting vec(c) in this equation, we resolve it to find λ : |vec(a)+vec(c)|=7 ⇒ (λ=4) This indicates that λ has a value of 4. Next, calculating the area of the parallelogram formed by vectors vec(b) and vec(c) involves finding the cross product |vec(b) × vec(c)| : vec(b)=4î+4k̂,vec(c)=((12 / 9))(î+2ĵ+2k̂)=((4 / 3))î+((8 / 3))ĵ+((8 / 3))k̂ The cross product is: vec(b) × vec(c)=| ı̂ ȷ̂ k̂ (4 / 3) (8 / 3) (8 / 3) 4 0 4 | Solving the determinant: vec(b) × vec(c)=(((8 / 3) × 4-0 × (8 / 3))î-((4 / 3) × 4-4 × (8 / 3))ĵ+((4 / 3) × 0-(8 / 3) × 4)k̂) =((32 / 3)î+0ĵ+(-(32 / 3))k̂) Then, the magnitude is calculated as: |vec(b) × vec(c)|=√(((32 / 3))^2)+0+(-(32 / 3))^2=√(((32 / 3))^2)+((32 / 3))^2=√((2048 / 9)) =\frac√(2048)3=(16 / 3) × 3 ≈ 16 Therefore, the area of the parallelogram formed by vec(b) and vec(c) is 16.</w:t>
+            </w:r>
+          </w:p>
+        </w:tc>
+      </w:tr>
+    </w:tbl>
+    <w:p>
+      <w:pPr>
+        <w:spacing w:after="120"/>
+      </w:pPr>
+    </w:p>
+    <w:p>
+      <w:pPr>
+        <w:spacing w:before="160" w:after="40"/>
+      </w:pPr>
+      <w:r>
+        <w:rPr>
+          <w:b/>
+          <w:color w:val="1A365D"/>
+          <w:sz w:val="22"/>
+        </w:rPr>
+        <w:t>Benchmark Problem 5: JEE Main 2024 (Online) 8th April Morning Shift (Q#2)</w:t>
+      </w:r>
+    </w:p>
+    <w:p>
+      <w:pPr>
+        <w:spacing w:after="80"/>
+      </w:pPr>
+      <w:r>
+        <w:rPr>
+          <w:sz w:val="20"/>
+        </w:rPr>
+        <w:t>Let vec(a)=9î-13ĵ+25k̂,vec(b)=3î+7ĵ-13k̂ and vec(c)=17î-2ĵ+k̂ be three given vectors. If vec(r) is a vector such that vec(r) × vec(a)=(vec(b)+vec(c)) × vec(a) and vec(r) · (vec(b)-vec(c))=0 , then \frac|593vec(r)+67vec(a)|^2(593)^2 is equal to __________.</w:t>
+      </w:r>
+    </w:p>
+    <w:tbl>
+      <w:tblPr>
+        <w:tblW w:type="auto" w:w="0"/>
+        <w:jc w:val="center"/>
+        <w:tblLook w:firstColumn="1" w:firstRow="1" w:lastColumn="0" w:lastRow="0" w:noHBand="0" w:noVBand="1" w:val="04A0"/>
+      </w:tblPr>
+      <w:tblGrid>
+        <w:gridCol w:w="10080"/>
+      </w:tblGrid>
+      <w:tr>
+        <w:tc>
+          <w:tcPr>
+            <w:tcW w:type="dxa" w:w="10080"/>
+            <w:shd w:fill="F7FAFC"/>
+            <w:tcMar>
+              <w:top w:w="100" w:type="dxa"/>
+              <w:bottom w:w="100" w:type="dxa"/>
+              <w:left w:w="150" w:type="dxa"/>
+              <w:right w:w="150" w:type="dxa"/>
+            </w:tcMar>
+          </w:tcPr>
+          <w:p>
+            <w:r>
+              <w:rPr>
+                <w:b/>
+                <w:color w:val="1A365D"/>
+                <w:sz w:val="19"/>
+              </w:rPr>
+              <w:t>Correct Answer: 569</w:t>
+              <w:br/>
+            </w:r>
+            <w:r>
+              <w:rPr>
+                <w:color w:val="2D3748"/>
+                <w:sz w:val="18"/>
+              </w:rPr>
+              <w:t>Solution Analysis:</w:t>
+              <w:br/>
+              <w:t>vec(a)=9î-13ĵ+25k̂ vec(b)=3î+7ĵ-13k̂ vec(c)=17î-2ĵ+k̂ vec(r) × vec(a)=(vec(b)+vec(c)) × vec(a) (vec(r)-(vec(b)+vec(c))) × vec(a)=0 ⇒ vec(r)=(vec(b)+vec(c))+\lambdavec(a) vec(r)=(20î+5ĵ-12k̂)+λ(9î-13ĵ+25k̂) =(20+9λ)î+(5-13λ)ĵ+(25λ-12)k̂ Now vec(r) · (vec(b)-vec(c))=0 vec(r) · (-14î+9ĵ-14k̂)=0 Now -14(20+9λ)+9(5-13λ)-14(25λ-12)=0 -593λ-67=0 λ=-(67 / 593) ∴ vec(r)=(vec(b)+vec(c))-(67 / 593)vec(a) \frac|593vec(r)+67vec(a)|^2|593|^2=|vec(b)+vec(c)|^2=|20î+5ĵ-12k̂|^2 =569</w:t>
             </w:r>
           </w:p>
         </w:tc>
